--- a/Ambar1_competitors_2026-09.docx
+++ b/Ambar1_competitors_2026-09.docx
@@ -18,7 +18,7 @@
           <w:sz w:val="32"/>
           <w:szCs w:val="32"/>
         </w:rPr>
-        <w:t xml:space="preserve">Торговые центры в окружении: карта</w:t>
+        <w:t xml:space="preserve">Малые торговые центры локации: карта</w:t>
       </w:r>
     </w:p>
     <w:p>
@@ -33,7 +33,7 @@
           <w:sz w:val="19"/>
           <w:szCs w:val="19"/>
         </w:rPr>
-        <w:t xml:space="preserve">Четырнадцать торговых объектов, между которыми распределяется спрос жителей Ильинского и соседних посёлков. Расстояния — по прямой от улицы Ленина, 28; по дороге до объектов на правом берегу Москвы-реки (Барвиха, Дрим Хаус) выходит 15–20 километров, потому что ближайшие мосты — у Петрово-Дальнего и Успенского.</w:t>
+        <w:t xml:space="preserve">Тринадцать объектов того же масштаба, что и наш, в границах Ильинского, Глухова, Жуковки, Мечникова и Горок-2. Крупные форматы — РигаМолл, «Глобус», Барвиха Luxury Village, Dream House — в список не вошли: за ежедневный спрос они с нами не конкурируют. Расстояния — по прямой от улицы Ленина, 28.</w:t>
       </w:r>
     </w:p>
     <w:p>
@@ -44,7 +44,7 @@
       <w:r>
         <w:drawing>
           <wp:inline distT="0" distB="0" distL="0" distR="0">
-            <wp:extent cx="6286500" cy="2343150"/>
+            <wp:extent cx="5905500" cy="2200275"/>
             <wp:effectExtent t="0" r="0" b="0" l="0"/>
             <wp:docPr id="1" name="" descr="" title=""/>
             <wp:cNvGraphicFramePr>
@@ -69,7 +69,7 @@
                   <pic:spPr bwMode="auto">
                     <a:xfrm>
                       <a:off x="0" y="0"/>
-                      <a:ext cx="6286500" cy="2343150"/>
+                      <a:ext cx="5905500" cy="2200275"/>
                     </a:xfrm>
                     <a:prstGeom prst="rect">
                       <a:avLst/>
@@ -98,7 +98,7 @@
           <w:sz w:val="15"/>
           <w:szCs w:val="15"/>
         </w:rPr>
-        <w:t xml:space="preserve">Яндекс.Карты. Красным — ТЦ «Амбар 1», ул. Ленина, 28. Синими номерами — торговые центры из таблицы ниже, нумерация по возрастанию расстояния. Слева вся зона, справа улица Ленина крупным планом: на общей карте точки 1–3 сливаются с нашей.</w:t>
+        <w:t xml:space="preserve">Яндекс.Карты. Красным — ТЦ «Амбар 1», ул. Ленина, 28. Синими номерами — центры из таблицы, нумерация по возрастанию расстояния. Справа улица Ленина крупным планом: на общей карте четыре ближайшие точки сливаются с нашей.</w:t>
       </w:r>
     </w:p>
     <w:tbl>
@@ -114,11 +114,11 @@
         </w:tblBorders>
       </w:tblPr>
       <w:tblGrid>
-        <w:gridCol w:w="520"/>
-        <w:gridCol w:w="2700"/>
-        <w:gridCol w:w="3300"/>
-        <w:gridCol w:w="1100"/>
-        <w:gridCol w:w="2486"/>
+        <w:gridCol w:w="470"/>
+        <w:gridCol w:w="1900"/>
+        <w:gridCol w:w="2500"/>
+        <w:gridCol w:w="900"/>
+        <w:gridCol w:w="4336"/>
       </w:tblGrid>
       <w:tr>
         <w:trPr>
@@ -126,7 +126,7 @@
         </w:trPr>
         <w:tc>
           <w:tcPr>
-            <w:tcW w:type="dxa" w:w="520"/>
+            <w:tcW w:type="dxa" w:w="470"/>
             <w:tcBorders>
               <w:top w:val="single" w:color="1E1C19" w:sz="10"/>
               <w:bottom w:val="single" w:color="BCB4A8" w:sz="4"/>
@@ -160,7 +160,7 @@
         </w:tc>
         <w:tc>
           <w:tcPr>
-            <w:tcW w:type="dxa" w:w="2700"/>
+            <w:tcW w:type="dxa" w:w="1900"/>
             <w:tcBorders>
               <w:top w:val="single" w:color="1E1C19" w:sz="10"/>
               <w:bottom w:val="single" w:color="BCB4A8" w:sz="4"/>
@@ -194,7 +194,7 @@
         </w:tc>
         <w:tc>
           <w:tcPr>
-            <w:tcW w:type="dxa" w:w="3300"/>
+            <w:tcW w:type="dxa" w:w="2500"/>
             <w:tcBorders>
               <w:top w:val="single" w:color="1E1C19" w:sz="10"/>
               <w:bottom w:val="single" w:color="BCB4A8" w:sz="4"/>
@@ -228,7 +228,7 @@
         </w:tc>
         <w:tc>
           <w:tcPr>
-            <w:tcW w:type="dxa" w:w="1100"/>
+            <w:tcW w:type="dxa" w:w="900"/>
             <w:tcBorders>
               <w:top w:val="single" w:color="1E1C19" w:sz="10"/>
               <w:bottom w:val="single" w:color="BCB4A8" w:sz="4"/>
@@ -262,7 +262,7 @@
         </w:tc>
         <w:tc>
           <w:tcPr>
-            <w:tcW w:type="dxa" w:w="2486"/>
+            <w:tcW w:type="dxa" w:w="4336"/>
             <w:tcBorders>
               <w:top w:val="single" w:color="1E1C19" w:sz="10"/>
               <w:bottom w:val="single" w:color="BCB4A8" w:sz="4"/>
@@ -290,7 +290,7 @@
                 <w:sz w:val="13"/>
                 <w:szCs w:val="13"/>
               </w:rPr>
-              <w:t xml:space="preserve">Формат</w:t>
+              <w:t xml:space="preserve">Кто внутри</w:t>
             </w:r>
           </w:p>
         </w:tc>
@@ -301,7 +301,7 @@
         </w:trPr>
         <w:tc>
           <w:tcPr>
-            <w:tcW w:type="dxa" w:w="520"/>
+            <w:tcW w:type="dxa" w:w="470"/>
             <w:tcBorders>
               <w:bottom w:val="single" w:color="E4DED4" w:sz="2"/>
             </w:tcBorders>
@@ -324,8 +324,8 @@
                 <w:b/>
                 <w:bCs/>
                 <w:color w:val="2F4A61"/>
-                <w:sz w:val="16"/>
-                <w:szCs w:val="16"/>
+                <w:sz w:val="14"/>
+                <w:szCs w:val="14"/>
               </w:rPr>
               <w:t xml:space="preserve">1</w:t>
             </w:r>
@@ -333,31 +333,31 @@
         </w:tc>
         <w:tc>
           <w:tcPr>
-            <w:tcW w:type="dxa" w:w="2700"/>
-            <w:tcBorders>
-              <w:bottom w:val="single" w:color="E4DED4" w:sz="2"/>
-            </w:tcBorders>
-            <w:tcMar>
-              <w:top w:type="dxa" w:w="66"/>
-              <w:left w:type="dxa" w:w="74"/>
-              <w:bottom w:type="dxa" w:w="66"/>
-              <w:right w:type="dxa" w:w="74"/>
-            </w:tcMar>
-            <w:vAlign w:val="center"/>
-          </w:tcPr>
-          <w:p>
-            <w:pPr>
-              <w:spacing w:after="0" w:line="236" w:lineRule="auto"/>
-              <w:jc w:val="left"/>
-            </w:pPr>
-            <w:r>
-              <w:rPr>
-                <w:rFonts w:ascii="PT Sans" w:cs="PT Sans" w:eastAsia="PT Sans" w:hAnsi="PT Sans"/>
-                <w:b/>
-                <w:bCs/>
-                <w:color w:val="1E1C19"/>
-                <w:sz w:val="16"/>
-                <w:szCs w:val="16"/>
+            <w:tcW w:type="dxa" w:w="1900"/>
+            <w:tcBorders>
+              <w:bottom w:val="single" w:color="E4DED4" w:sz="2"/>
+            </w:tcBorders>
+            <w:tcMar>
+              <w:top w:type="dxa" w:w="66"/>
+              <w:left w:type="dxa" w:w="74"/>
+              <w:bottom w:type="dxa" w:w="66"/>
+              <w:right w:type="dxa" w:w="74"/>
+            </w:tcMar>
+            <w:vAlign w:val="center"/>
+          </w:tcPr>
+          <w:p>
+            <w:pPr>
+              <w:spacing w:after="0" w:line="236" w:lineRule="auto"/>
+              <w:jc w:val="left"/>
+            </w:pPr>
+            <w:r>
+              <w:rPr>
+                <w:rFonts w:ascii="PT Sans" w:cs="PT Sans" w:eastAsia="PT Sans" w:hAnsi="PT Sans"/>
+                <w:b/>
+                <w:bCs/>
+                <w:color w:val="1E1C19"/>
+                <w:sz w:val="14"/>
+                <w:szCs w:val="14"/>
               </w:rPr>
               <w:t xml:space="preserve">ТЦ «Амбар 2»</w:t>
             </w:r>
@@ -365,7 +365,7 @@
         </w:tc>
         <w:tc>
           <w:tcPr>
-            <w:tcW w:type="dxa" w:w="3300"/>
+            <w:tcW w:type="dxa" w:w="2500"/>
             <w:tcBorders>
               <w:bottom w:val="single" w:color="E4DED4" w:sz="2"/>
             </w:tcBorders>
@@ -388,8 +388,8 @@
                 <w:b w:val="false"/>
                 <w:bCs w:val="false"/>
                 <w:color w:val="1E1C19"/>
-                <w:sz w:val="16"/>
-                <w:szCs w:val="16"/>
+                <w:sz w:val="14"/>
+                <w:szCs w:val="14"/>
               </w:rPr>
               <w:t xml:space="preserve">с. Ильинское, ул. Ленина, 26</w:t>
             </w:r>
@@ -397,7 +397,7 @@
         </w:tc>
         <w:tc>
           <w:tcPr>
-            <w:tcW w:type="dxa" w:w="1100"/>
+            <w:tcW w:type="dxa" w:w="900"/>
             <w:tcBorders>
               <w:bottom w:val="single" w:color="E4DED4" w:sz="2"/>
             </w:tcBorders>
@@ -418,16 +418,16 @@
               <w:rPr>
                 <w:rFonts w:ascii="PT Sans" w:cs="PT Sans" w:eastAsia="PT Sans" w:hAnsi="PT Sans"/>
                 <w:color w:val="1E1C19"/>
-                <w:sz w:val="16"/>
-                <w:szCs w:val="16"/>
-              </w:rPr>
-              <w:t xml:space="preserve">23 м</w:t>
-            </w:r>
-          </w:p>
-        </w:tc>
-        <w:tc>
-          <w:tcPr>
-            <w:tcW w:type="dxa" w:w="2486"/>
+                <w:sz w:val="14"/>
+                <w:szCs w:val="14"/>
+              </w:rPr>
+              <w:t xml:space="preserve">25 м</w:t>
+            </w:r>
+          </w:p>
+        </w:tc>
+        <w:tc>
+          <w:tcPr>
+            <w:tcW w:type="dxa" w:w="4336"/>
             <w:tcBorders>
               <w:bottom w:val="single" w:color="E4DED4" w:sz="2"/>
             </w:tcBorders>
@@ -450,10 +450,10 @@
                 <w:b w:val="false"/>
                 <w:bCs w:val="false"/>
                 <w:color w:val="1E1C19"/>
-                <w:sz w:val="16"/>
-                <w:szCs w:val="16"/>
-              </w:rPr>
-              <w:t xml:space="preserve">районный, 1 эт. + цоколь</w:t>
+                <w:sz w:val="14"/>
+                <w:szCs w:val="14"/>
+              </w:rPr>
+              <w:t xml:space="preserve">ВкусВилл, «Ароматный Мир», кальян-бар SB Lounge, автомойка Dr. Duck</w:t>
             </w:r>
           </w:p>
         </w:tc>
@@ -464,7 +464,7 @@
         </w:trPr>
         <w:tc>
           <w:tcPr>
-            <w:tcW w:type="dxa" w:w="520"/>
+            <w:tcW w:type="dxa" w:w="470"/>
             <w:tcBorders>
               <w:bottom w:val="single" w:color="E4DED4" w:sz="2"/>
             </w:tcBorders>
@@ -487,8 +487,8 @@
                 <w:b/>
                 <w:bCs/>
                 <w:color w:val="2F4A61"/>
-                <w:sz w:val="16"/>
-                <w:szCs w:val="16"/>
+                <w:sz w:val="14"/>
+                <w:szCs w:val="14"/>
               </w:rPr>
               <w:t xml:space="preserve">2</w:t>
             </w:r>
@@ -496,39 +496,39 @@
         </w:tc>
         <w:tc>
           <w:tcPr>
-            <w:tcW w:type="dxa" w:w="2700"/>
-            <w:tcBorders>
-              <w:bottom w:val="single" w:color="E4DED4" w:sz="2"/>
-            </w:tcBorders>
-            <w:tcMar>
-              <w:top w:type="dxa" w:w="66"/>
-              <w:left w:type="dxa" w:w="74"/>
-              <w:bottom w:type="dxa" w:w="66"/>
-              <w:right w:type="dxa" w:w="74"/>
-            </w:tcMar>
-            <w:vAlign w:val="center"/>
-          </w:tcPr>
-          <w:p>
-            <w:pPr>
-              <w:spacing w:after="0" w:line="236" w:lineRule="auto"/>
-              <w:jc w:val="left"/>
-            </w:pPr>
-            <w:r>
-              <w:rPr>
-                <w:rFonts w:ascii="PT Sans" w:cs="PT Sans" w:eastAsia="PT Sans" w:hAnsi="PT Sans"/>
-                <w:b/>
-                <w:bCs/>
-                <w:color w:val="1E1C19"/>
-                <w:sz w:val="16"/>
-                <w:szCs w:val="16"/>
-              </w:rPr>
-              <w:t xml:space="preserve">ТК «Ильинка Вилладж»</w:t>
-            </w:r>
-          </w:p>
-        </w:tc>
-        <w:tc>
-          <w:tcPr>
-            <w:tcW w:type="dxa" w:w="3300"/>
+            <w:tcW w:type="dxa" w:w="1900"/>
+            <w:tcBorders>
+              <w:bottom w:val="single" w:color="E4DED4" w:sz="2"/>
+            </w:tcBorders>
+            <w:tcMar>
+              <w:top w:type="dxa" w:w="66"/>
+              <w:left w:type="dxa" w:w="74"/>
+              <w:bottom w:type="dxa" w:w="66"/>
+              <w:right w:type="dxa" w:w="74"/>
+            </w:tcMar>
+            <w:vAlign w:val="center"/>
+          </w:tcPr>
+          <w:p>
+            <w:pPr>
+              <w:spacing w:after="0" w:line="236" w:lineRule="auto"/>
+              <w:jc w:val="left"/>
+            </w:pPr>
+            <w:r>
+              <w:rPr>
+                <w:rFonts w:ascii="PT Sans" w:cs="PT Sans" w:eastAsia="PT Sans" w:hAnsi="PT Sans"/>
+                <w:b/>
+                <w:bCs/>
+                <w:color w:val="1E1C19"/>
+                <w:sz w:val="14"/>
+                <w:szCs w:val="14"/>
+              </w:rPr>
+              <w:t xml:space="preserve">ТК «Ильинка Village»</w:t>
+            </w:r>
+          </w:p>
+        </w:tc>
+        <w:tc>
+          <w:tcPr>
+            <w:tcW w:type="dxa" w:w="2500"/>
             <w:tcBorders>
               <w:bottom w:val="single" w:color="E4DED4" w:sz="2"/>
             </w:tcBorders>
@@ -551,16 +551,16 @@
                 <w:b w:val="false"/>
                 <w:bCs w:val="false"/>
                 <w:color w:val="1E1C19"/>
-                <w:sz w:val="16"/>
-                <w:szCs w:val="16"/>
-              </w:rPr>
-              <w:t xml:space="preserve">с. Ильинское, ул. Ленина, 30</w:t>
-            </w:r>
-          </w:p>
-        </w:tc>
-        <w:tc>
-          <w:tcPr>
-            <w:tcW w:type="dxa" w:w="1100"/>
+                <w:sz w:val="14"/>
+                <w:szCs w:val="14"/>
+              </w:rPr>
+              <w:t xml:space="preserve">с. Ильинское, ул. Ленина, 30, стр. 4</w:t>
+            </w:r>
+          </w:p>
+        </w:tc>
+        <w:tc>
+          <w:tcPr>
+            <w:tcW w:type="dxa" w:w="900"/>
             <w:tcBorders>
               <w:bottom w:val="single" w:color="E4DED4" w:sz="2"/>
             </w:tcBorders>
@@ -581,16 +581,16 @@
               <w:rPr>
                 <w:rFonts w:ascii="PT Sans" w:cs="PT Sans" w:eastAsia="PT Sans" w:hAnsi="PT Sans"/>
                 <w:color w:val="1E1C19"/>
-                <w:sz w:val="16"/>
-                <w:szCs w:val="16"/>
-              </w:rPr>
-              <w:t xml:space="preserve">77 м</w:t>
-            </w:r>
-          </w:p>
-        </w:tc>
-        <w:tc>
-          <w:tcPr>
-            <w:tcW w:type="dxa" w:w="2486"/>
+                <w:sz w:val="14"/>
+                <w:szCs w:val="14"/>
+              </w:rPr>
+              <w:t xml:space="preserve">40 м</w:t>
+            </w:r>
+          </w:p>
+        </w:tc>
+        <w:tc>
+          <w:tcPr>
+            <w:tcW w:type="dxa" w:w="4336"/>
             <w:tcBorders>
               <w:bottom w:val="single" w:color="E4DED4" w:sz="2"/>
             </w:tcBorders>
@@ -613,10 +613,10 @@
                 <w:b w:val="false"/>
                 <w:bCs w:val="false"/>
                 <w:color w:val="1E1C19"/>
-                <w:sz w:val="16"/>
-                <w:szCs w:val="16"/>
-              </w:rPr>
-              <w:t xml:space="preserve">премиальный, малоэтажный</w:t>
+                <w:sz w:val="14"/>
+                <w:szCs w:val="14"/>
+              </w:rPr>
+              <w:t xml:space="preserve">«Штолле», салон красоты Di lussio, «Кам.ин» (камины), «Бери заряд»</w:t>
             </w:r>
           </w:p>
         </w:tc>
@@ -627,7 +627,7 @@
         </w:trPr>
         <w:tc>
           <w:tcPr>
-            <w:tcW w:type="dxa" w:w="520"/>
+            <w:tcW w:type="dxa" w:w="470"/>
             <w:tcBorders>
               <w:bottom w:val="single" w:color="E4DED4" w:sz="2"/>
             </w:tcBorders>
@@ -650,8 +650,8 @@
                 <w:b/>
                 <w:bCs/>
                 <w:color w:val="2F4A61"/>
-                <w:sz w:val="16"/>
-                <w:szCs w:val="16"/>
+                <w:sz w:val="14"/>
+                <w:szCs w:val="14"/>
               </w:rPr>
               <w:t xml:space="preserve">3</w:t>
             </w:r>
@@ -659,39 +659,39 @@
         </w:tc>
         <w:tc>
           <w:tcPr>
-            <w:tcW w:type="dxa" w:w="2700"/>
-            <w:tcBorders>
-              <w:bottom w:val="single" w:color="E4DED4" w:sz="2"/>
-            </w:tcBorders>
-            <w:tcMar>
-              <w:top w:type="dxa" w:w="66"/>
-              <w:left w:type="dxa" w:w="74"/>
-              <w:bottom w:type="dxa" w:w="66"/>
-              <w:right w:type="dxa" w:w="74"/>
-            </w:tcMar>
-            <w:vAlign w:val="center"/>
-          </w:tcPr>
-          <w:p>
-            <w:pPr>
-              <w:spacing w:after="0" w:line="236" w:lineRule="auto"/>
-              <w:jc w:val="left"/>
-            </w:pPr>
-            <w:r>
-              <w:rPr>
-                <w:rFonts w:ascii="PT Sans" w:cs="PT Sans" w:eastAsia="PT Sans" w:hAnsi="PT Sans"/>
-                <w:b/>
-                <w:bCs/>
-                <w:color w:val="1E1C19"/>
-                <w:sz w:val="16"/>
-                <w:szCs w:val="16"/>
-              </w:rPr>
-              <w:t xml:space="preserve">ТЦ «Ильинский»</w:t>
-            </w:r>
-          </w:p>
-        </w:tc>
-        <w:tc>
-          <w:tcPr>
-            <w:tcW w:type="dxa" w:w="3300"/>
+            <w:tcW w:type="dxa" w:w="1900"/>
+            <w:tcBorders>
+              <w:bottom w:val="single" w:color="E4DED4" w:sz="2"/>
+            </w:tcBorders>
+            <w:tcMar>
+              <w:top w:type="dxa" w:w="66"/>
+              <w:left w:type="dxa" w:w="74"/>
+              <w:bottom w:type="dxa" w:w="66"/>
+              <w:right w:type="dxa" w:w="74"/>
+            </w:tcMar>
+            <w:vAlign w:val="center"/>
+          </w:tcPr>
+          <w:p>
+            <w:pPr>
+              <w:spacing w:after="0" w:line="236" w:lineRule="auto"/>
+              <w:jc w:val="left"/>
+            </w:pPr>
+            <w:r>
+              <w:rPr>
+                <w:rFonts w:ascii="PT Sans" w:cs="PT Sans" w:eastAsia="PT Sans" w:hAnsi="PT Sans"/>
+                <w:b/>
+                <w:bCs/>
+                <w:color w:val="1E1C19"/>
+                <w:sz w:val="14"/>
+                <w:szCs w:val="14"/>
+              </w:rPr>
+              <w:t xml:space="preserve">Proupes Haus</w:t>
+            </w:r>
+          </w:p>
+        </w:tc>
+        <w:tc>
+          <w:tcPr>
+            <w:tcW w:type="dxa" w:w="2500"/>
             <w:tcBorders>
               <w:bottom w:val="single" w:color="E4DED4" w:sz="2"/>
             </w:tcBorders>
@@ -714,16 +714,16 @@
                 <w:b w:val="false"/>
                 <w:bCs w:val="false"/>
                 <w:color w:val="1E1C19"/>
-                <w:sz w:val="16"/>
-                <w:szCs w:val="16"/>
-              </w:rPr>
-              <w:t xml:space="preserve">с. Ильинское, ул. Ленина, 11</w:t>
-            </w:r>
-          </w:p>
-        </w:tc>
-        <w:tc>
-          <w:tcPr>
-            <w:tcW w:type="dxa" w:w="1100"/>
+                <w:sz w:val="14"/>
+                <w:szCs w:val="14"/>
+              </w:rPr>
+              <w:t xml:space="preserve">с. Ильинское, 10</w:t>
+            </w:r>
+          </w:p>
+        </w:tc>
+        <w:tc>
+          <w:tcPr>
+            <w:tcW w:type="dxa" w:w="900"/>
             <w:tcBorders>
               <w:bottom w:val="single" w:color="E4DED4" w:sz="2"/>
             </w:tcBorders>
@@ -744,16 +744,16 @@
               <w:rPr>
                 <w:rFonts w:ascii="PT Sans" w:cs="PT Sans" w:eastAsia="PT Sans" w:hAnsi="PT Sans"/>
                 <w:color w:val="1E1C19"/>
-                <w:sz w:val="16"/>
-                <w:szCs w:val="16"/>
-              </w:rPr>
-              <w:t xml:space="preserve">414 м</w:t>
-            </w:r>
-          </w:p>
-        </w:tc>
-        <w:tc>
-          <w:tcPr>
-            <w:tcW w:type="dxa" w:w="2486"/>
+                <w:sz w:val="14"/>
+                <w:szCs w:val="14"/>
+              </w:rPr>
+              <w:t xml:space="preserve">280 м</w:t>
+            </w:r>
+          </w:p>
+        </w:tc>
+        <w:tc>
+          <w:tcPr>
+            <w:tcW w:type="dxa" w:w="4336"/>
             <w:tcBorders>
               <w:bottom w:val="single" w:color="E4DED4" w:sz="2"/>
             </w:tcBorders>
@@ -776,10 +776,10 @@
                 <w:b w:val="false"/>
                 <w:bCs w:val="false"/>
                 <w:color w:val="1E1C19"/>
-                <w:sz w:val="16"/>
-                <w:szCs w:val="16"/>
-              </w:rPr>
-              <w:t xml:space="preserve">районный, 2 эт. + цоколь</w:t>
+                <w:sz w:val="14"/>
+                <w:szCs w:val="14"/>
+              </w:rPr>
+              <w:t xml:space="preserve">состав не раскрыт</w:t>
             </w:r>
           </w:p>
         </w:tc>
@@ -790,7 +790,7 @@
         </w:trPr>
         <w:tc>
           <w:tcPr>
-            <w:tcW w:type="dxa" w:w="520"/>
+            <w:tcW w:type="dxa" w:w="470"/>
             <w:tcBorders>
               <w:bottom w:val="single" w:color="E4DED4" w:sz="2"/>
             </w:tcBorders>
@@ -813,8 +813,8 @@
                 <w:b/>
                 <w:bCs/>
                 <w:color w:val="2F4A61"/>
-                <w:sz w:val="16"/>
-                <w:szCs w:val="16"/>
+                <w:sz w:val="14"/>
+                <w:szCs w:val="14"/>
               </w:rPr>
               <w:t xml:space="preserve">4</w:t>
             </w:r>
@@ -822,39 +822,39 @@
         </w:tc>
         <w:tc>
           <w:tcPr>
-            <w:tcW w:type="dxa" w:w="2700"/>
-            <w:tcBorders>
-              <w:bottom w:val="single" w:color="E4DED4" w:sz="2"/>
-            </w:tcBorders>
-            <w:tcMar>
-              <w:top w:type="dxa" w:w="66"/>
-              <w:left w:type="dxa" w:w="74"/>
-              <w:bottom w:type="dxa" w:w="66"/>
-              <w:right w:type="dxa" w:w="74"/>
-            </w:tcMar>
-            <w:vAlign w:val="center"/>
-          </w:tcPr>
-          <w:p>
-            <w:pPr>
-              <w:spacing w:after="0" w:line="236" w:lineRule="auto"/>
-              <w:jc w:val="left"/>
-            </w:pPr>
-            <w:r>
-              <w:rPr>
-                <w:rFonts w:ascii="PT Sans" w:cs="PT Sans" w:eastAsia="PT Sans" w:hAnsi="PT Sans"/>
-                <w:b/>
-                <w:bCs/>
-                <w:color w:val="1E1C19"/>
-                <w:sz w:val="16"/>
-                <w:szCs w:val="16"/>
-              </w:rPr>
-              <w:t xml:space="preserve">Барвиха Luxury Village</w:t>
-            </w:r>
-          </w:p>
-        </w:tc>
-        <w:tc>
-          <w:tcPr>
-            <w:tcW w:type="dxa" w:w="3300"/>
+            <w:tcW w:type="dxa" w:w="1900"/>
+            <w:tcBorders>
+              <w:bottom w:val="single" w:color="E4DED4" w:sz="2"/>
+            </w:tcBorders>
+            <w:tcMar>
+              <w:top w:type="dxa" w:w="66"/>
+              <w:left w:type="dxa" w:w="74"/>
+              <w:bottom w:type="dxa" w:w="66"/>
+              <w:right w:type="dxa" w:w="74"/>
+            </w:tcMar>
+            <w:vAlign w:val="center"/>
+          </w:tcPr>
+          <w:p>
+            <w:pPr>
+              <w:spacing w:after="0" w:line="236" w:lineRule="auto"/>
+              <w:jc w:val="left"/>
+            </w:pPr>
+            <w:r>
+              <w:rPr>
+                <w:rFonts w:ascii="PT Sans" w:cs="PT Sans" w:eastAsia="PT Sans" w:hAnsi="PT Sans"/>
+                <w:b/>
+                <w:bCs/>
+                <w:color w:val="1E1C19"/>
+                <w:sz w:val="14"/>
+                <w:szCs w:val="14"/>
+              </w:rPr>
+              <w:t xml:space="preserve">ТЦ «Ильинский»</w:t>
+            </w:r>
+          </w:p>
+        </w:tc>
+        <w:tc>
+          <w:tcPr>
+            <w:tcW w:type="dxa" w:w="2500"/>
             <w:tcBorders>
               <w:bottom w:val="single" w:color="E4DED4" w:sz="2"/>
             </w:tcBorders>
@@ -877,16 +877,16 @@
                 <w:b w:val="false"/>
                 <w:bCs w:val="false"/>
                 <w:color w:val="1E1C19"/>
-                <w:sz w:val="16"/>
-                <w:szCs w:val="16"/>
-              </w:rPr>
-              <w:t xml:space="preserve">д. Барвиха, Рублёво-Успенское ш., 1</w:t>
-            </w:r>
-          </w:p>
-        </w:tc>
-        <w:tc>
-          <w:tcPr>
-            <w:tcW w:type="dxa" w:w="1100"/>
+                <w:sz w:val="14"/>
+                <w:szCs w:val="14"/>
+              </w:rPr>
+              <w:t xml:space="preserve">с. Ильинское, ул. Ленина, 11</w:t>
+            </w:r>
+          </w:p>
+        </w:tc>
+        <w:tc>
+          <w:tcPr>
+            <w:tcW w:type="dxa" w:w="900"/>
             <w:tcBorders>
               <w:bottom w:val="single" w:color="E4DED4" w:sz="2"/>
             </w:tcBorders>
@@ -907,16 +907,16 @@
               <w:rPr>
                 <w:rFonts w:ascii="PT Sans" w:cs="PT Sans" w:eastAsia="PT Sans" w:hAnsi="PT Sans"/>
                 <w:color w:val="1E1C19"/>
-                <w:sz w:val="16"/>
-                <w:szCs w:val="16"/>
-              </w:rPr>
-              <w:t xml:space="preserve">2,8 км</w:t>
-            </w:r>
-          </w:p>
-        </w:tc>
-        <w:tc>
-          <w:tcPr>
-            <w:tcW w:type="dxa" w:w="2486"/>
+                <w:sz w:val="14"/>
+                <w:szCs w:val="14"/>
+              </w:rPr>
+              <w:t xml:space="preserve">415 м</w:t>
+            </w:r>
+          </w:p>
+        </w:tc>
+        <w:tc>
+          <w:tcPr>
+            <w:tcW w:type="dxa" w:w="4336"/>
             <w:tcBorders>
               <w:bottom w:val="single" w:color="E4DED4" w:sz="2"/>
             </w:tcBorders>
@@ -939,10 +939,10 @@
                 <w:b w:val="false"/>
                 <w:bCs w:val="false"/>
                 <w:color w:val="1E1C19"/>
-                <w:sz w:val="16"/>
-                <w:szCs w:val="16"/>
-              </w:rPr>
-              <w:t xml:space="preserve">люкс, формат «улица»</w:t>
+                <w:sz w:val="14"/>
+                <w:szCs w:val="14"/>
+              </w:rPr>
+              <w:t xml:space="preserve">«Да!», «Волконский», ПВЗ Ozon, фитнес-клуб «Культура», школа шахмат EduChess, салон красоты, барбершоп — всего 25 организаций</w:t>
             </w:r>
           </w:p>
         </w:tc>
@@ -953,7 +953,7 @@
         </w:trPr>
         <w:tc>
           <w:tcPr>
-            <w:tcW w:type="dxa" w:w="520"/>
+            <w:tcW w:type="dxa" w:w="470"/>
             <w:tcBorders>
               <w:bottom w:val="single" w:color="E4DED4" w:sz="2"/>
             </w:tcBorders>
@@ -976,8 +976,8 @@
                 <w:b/>
                 <w:bCs/>
                 <w:color w:val="2F4A61"/>
-                <w:sz w:val="16"/>
-                <w:szCs w:val="16"/>
+                <w:sz w:val="14"/>
+                <w:szCs w:val="14"/>
               </w:rPr>
               <w:t xml:space="preserve">5</w:t>
             </w:r>
@@ -985,39 +985,39 @@
         </w:tc>
         <w:tc>
           <w:tcPr>
-            <w:tcW w:type="dxa" w:w="2700"/>
-            <w:tcBorders>
-              <w:bottom w:val="single" w:color="E4DED4" w:sz="2"/>
-            </w:tcBorders>
-            <w:tcMar>
-              <w:top w:type="dxa" w:w="66"/>
-              <w:left w:type="dxa" w:w="74"/>
-              <w:bottom w:type="dxa" w:w="66"/>
-              <w:right w:type="dxa" w:w="74"/>
-            </w:tcMar>
-            <w:vAlign w:val="center"/>
-          </w:tcPr>
-          <w:p>
-            <w:pPr>
-              <w:spacing w:after="0" w:line="236" w:lineRule="auto"/>
-              <w:jc w:val="left"/>
-            </w:pPr>
-            <w:r>
-              <w:rPr>
-                <w:rFonts w:ascii="PT Sans" w:cs="PT Sans" w:eastAsia="PT Sans" w:hAnsi="PT Sans"/>
-                <w:b/>
-                <w:bCs/>
-                <w:color w:val="1E1C19"/>
-                <w:sz w:val="16"/>
-                <w:szCs w:val="16"/>
-              </w:rPr>
-              <w:t xml:space="preserve">Dream House</w:t>
-            </w:r>
-          </w:p>
-        </w:tc>
-        <w:tc>
-          <w:tcPr>
-            <w:tcW w:type="dxa" w:w="3300"/>
+            <w:tcW w:type="dxa" w:w="1900"/>
+            <w:tcBorders>
+              <w:bottom w:val="single" w:color="E4DED4" w:sz="2"/>
+            </w:tcBorders>
+            <w:tcMar>
+              <w:top w:type="dxa" w:w="66"/>
+              <w:left w:type="dxa" w:w="74"/>
+              <w:bottom w:type="dxa" w:w="66"/>
+              <w:right w:type="dxa" w:w="74"/>
+            </w:tcMar>
+            <w:vAlign w:val="center"/>
+          </w:tcPr>
+          <w:p>
+            <w:pPr>
+              <w:spacing w:after="0" w:line="236" w:lineRule="auto"/>
+              <w:jc w:val="left"/>
+            </w:pPr>
+            <w:r>
+              <w:rPr>
+                <w:rFonts w:ascii="PT Sans" w:cs="PT Sans" w:eastAsia="PT Sans" w:hAnsi="PT Sans"/>
+                <w:b/>
+                <w:bCs/>
+                <w:color w:val="1E1C19"/>
+                <w:sz w:val="14"/>
+                <w:szCs w:val="14"/>
+              </w:rPr>
+              <w:t xml:space="preserve">Центральная, 83</w:t>
+            </w:r>
+          </w:p>
+        </w:tc>
+        <w:tc>
+          <w:tcPr>
+            <w:tcW w:type="dxa" w:w="2500"/>
             <w:tcBorders>
               <w:bottom w:val="single" w:color="E4DED4" w:sz="2"/>
             </w:tcBorders>
@@ -1040,16 +1040,16 @@
                 <w:b w:val="false"/>
                 <w:bCs w:val="false"/>
                 <w:color w:val="1E1C19"/>
-                <w:sz w:val="16"/>
-                <w:szCs w:val="16"/>
-              </w:rPr>
-              <w:t xml:space="preserve">д. Барвиха, 85/1</w:t>
-            </w:r>
-          </w:p>
-        </w:tc>
-        <w:tc>
-          <w:tcPr>
-            <w:tcW w:type="dxa" w:w="1100"/>
+                <w:sz w:val="14"/>
+                <w:szCs w:val="14"/>
+              </w:rPr>
+              <w:t xml:space="preserve">д. Глухово, Центральная ул., 83</w:t>
+            </w:r>
+          </w:p>
+        </w:tc>
+        <w:tc>
+          <w:tcPr>
+            <w:tcW w:type="dxa" w:w="900"/>
             <w:tcBorders>
               <w:bottom w:val="single" w:color="E4DED4" w:sz="2"/>
             </w:tcBorders>
@@ -1070,16 +1070,16 @@
               <w:rPr>
                 <w:rFonts w:ascii="PT Sans" w:cs="PT Sans" w:eastAsia="PT Sans" w:hAnsi="PT Sans"/>
                 <w:color w:val="1E1C19"/>
-                <w:sz w:val="16"/>
-                <w:szCs w:val="16"/>
-              </w:rPr>
-              <w:t xml:space="preserve">3,0 км</w:t>
-            </w:r>
-          </w:p>
-        </w:tc>
-        <w:tc>
-          <w:tcPr>
-            <w:tcW w:type="dxa" w:w="2486"/>
+                <w:sz w:val="14"/>
+                <w:szCs w:val="14"/>
+              </w:rPr>
+              <w:t xml:space="preserve">950 м</w:t>
+            </w:r>
+          </w:p>
+        </w:tc>
+        <w:tc>
+          <w:tcPr>
+            <w:tcW w:type="dxa" w:w="4336"/>
             <w:tcBorders>
               <w:bottom w:val="single" w:color="E4DED4" w:sz="2"/>
             </w:tcBorders>
@@ -1102,10 +1102,10 @@
                 <w:b w:val="false"/>
                 <w:bCs w:val="false"/>
                 <w:color w:val="1E1C19"/>
-                <w:sz w:val="16"/>
-                <w:szCs w:val="16"/>
-              </w:rPr>
-              <w:t xml:space="preserve">тематический, 4 уровня</w:t>
+                <w:sz w:val="14"/>
+                <w:szCs w:val="14"/>
+              </w:rPr>
+              <w:t xml:space="preserve">HookahPlace Well’s, Well’s Beauty, «Азия СПА»</w:t>
             </w:r>
           </w:p>
         </w:tc>
@@ -1116,7 +1116,7 @@
         </w:trPr>
         <w:tc>
           <w:tcPr>
-            <w:tcW w:type="dxa" w:w="520"/>
+            <w:tcW w:type="dxa" w:w="470"/>
             <w:tcBorders>
               <w:bottom w:val="single" w:color="E4DED4" w:sz="2"/>
             </w:tcBorders>
@@ -1139,8 +1139,8 @@
                 <w:b/>
                 <w:bCs/>
                 <w:color w:val="2F4A61"/>
-                <w:sz w:val="16"/>
-                <w:szCs w:val="16"/>
+                <w:sz w:val="14"/>
+                <w:szCs w:val="14"/>
               </w:rPr>
               <w:t xml:space="preserve">6</w:t>
             </w:r>
@@ -1148,39 +1148,39 @@
         </w:tc>
         <w:tc>
           <w:tcPr>
-            <w:tcW w:type="dxa" w:w="2700"/>
-            <w:tcBorders>
-              <w:bottom w:val="single" w:color="E4DED4" w:sz="2"/>
-            </w:tcBorders>
-            <w:tcMar>
-              <w:top w:type="dxa" w:w="66"/>
-              <w:left w:type="dxa" w:w="74"/>
-              <w:bottom w:type="dxa" w:w="66"/>
-              <w:right w:type="dxa" w:w="74"/>
-            </w:tcMar>
-            <w:vAlign w:val="center"/>
-          </w:tcPr>
-          <w:p>
-            <w:pPr>
-              <w:spacing w:after="0" w:line="236" w:lineRule="auto"/>
-              <w:jc w:val="left"/>
-            </w:pPr>
-            <w:r>
-              <w:rPr>
-                <w:rFonts w:ascii="PT Sans" w:cs="PT Sans" w:eastAsia="PT Sans" w:hAnsi="PT Sans"/>
-                <w:b/>
-                <w:bCs/>
-                <w:color w:val="1E1C19"/>
-                <w:sz w:val="16"/>
-                <w:szCs w:val="16"/>
-              </w:rPr>
-              <w:t xml:space="preserve">РигаМолл</w:t>
-            </w:r>
-          </w:p>
-        </w:tc>
-        <w:tc>
-          <w:tcPr>
-            <w:tcW w:type="dxa" w:w="3300"/>
+            <w:tcW w:type="dxa" w:w="1900"/>
+            <w:tcBorders>
+              <w:bottom w:val="single" w:color="E4DED4" w:sz="2"/>
+            </w:tcBorders>
+            <w:tcMar>
+              <w:top w:type="dxa" w:w="66"/>
+              <w:left w:type="dxa" w:w="74"/>
+              <w:bottom w:type="dxa" w:w="66"/>
+              <w:right w:type="dxa" w:w="74"/>
+            </w:tcMar>
+            <w:vAlign w:val="center"/>
+          </w:tcPr>
+          <w:p>
+            <w:pPr>
+              <w:spacing w:after="0" w:line="236" w:lineRule="auto"/>
+              <w:jc w:val="left"/>
+            </w:pPr>
+            <w:r>
+              <w:rPr>
+                <w:rFonts w:ascii="PT Sans" w:cs="PT Sans" w:eastAsia="PT Sans" w:hAnsi="PT Sans"/>
+                <w:b/>
+                <w:bCs/>
+                <w:color w:val="1E1C19"/>
+                <w:sz w:val="14"/>
+                <w:szCs w:val="14"/>
+              </w:rPr>
+              <w:t xml:space="preserve">ТЦ «Рублёво»</w:t>
+            </w:r>
+          </w:p>
+        </w:tc>
+        <w:tc>
+          <w:tcPr>
+            <w:tcW w:type="dxa" w:w="2500"/>
             <w:tcBorders>
               <w:bottom w:val="single" w:color="E4DED4" w:sz="2"/>
             </w:tcBorders>
@@ -1203,16 +1203,16 @@
                 <w:b w:val="false"/>
                 <w:bCs w:val="false"/>
                 <w:color w:val="1E1C19"/>
-                <w:sz w:val="16"/>
-                <w:szCs w:val="16"/>
-              </w:rPr>
-              <w:t xml:space="preserve">Новорижское шоссе</w:t>
-            </w:r>
-          </w:p>
-        </w:tc>
-        <w:tc>
-          <w:tcPr>
-            <w:tcW w:type="dxa" w:w="1100"/>
+                <w:sz w:val="14"/>
+                <w:szCs w:val="14"/>
+              </w:rPr>
+              <w:t xml:space="preserve">д. Глухово, ул. Рублёвское Предместье, 1, стр. 4</w:t>
+            </w:r>
+          </w:p>
+        </w:tc>
+        <w:tc>
+          <w:tcPr>
+            <w:tcW w:type="dxa" w:w="900"/>
             <w:tcBorders>
               <w:bottom w:val="single" w:color="E4DED4" w:sz="2"/>
             </w:tcBorders>
@@ -1233,16 +1233,16 @@
               <w:rPr>
                 <w:rFonts w:ascii="PT Sans" w:cs="PT Sans" w:eastAsia="PT Sans" w:hAnsi="PT Sans"/>
                 <w:color w:val="1E1C19"/>
-                <w:sz w:val="16"/>
-                <w:szCs w:val="16"/>
-              </w:rPr>
-              <w:t xml:space="preserve">4,8 км</w:t>
-            </w:r>
-          </w:p>
-        </w:tc>
-        <w:tc>
-          <w:tcPr>
-            <w:tcW w:type="dxa" w:w="2486"/>
+                <w:sz w:val="14"/>
+                <w:szCs w:val="14"/>
+              </w:rPr>
+              <w:t xml:space="preserve">1,2 км</w:t>
+            </w:r>
+          </w:p>
+        </w:tc>
+        <w:tc>
+          <w:tcPr>
+            <w:tcW w:type="dxa" w:w="4336"/>
             <w:tcBorders>
               <w:bottom w:val="single" w:color="E4DED4" w:sz="2"/>
             </w:tcBorders>
@@ -1265,10 +1265,10 @@
                 <w:b w:val="false"/>
                 <w:bCs w:val="false"/>
                 <w:color w:val="1E1C19"/>
-                <w:sz w:val="16"/>
-                <w:szCs w:val="16"/>
-              </w:rPr>
-              <w:t xml:space="preserve">окружной</w:t>
+                <w:sz w:val="14"/>
+                <w:szCs w:val="14"/>
+              </w:rPr>
+              <w:t xml:space="preserve">ресторан «На огне», «КофеТочка», цветы «Граф»</w:t>
             </w:r>
           </w:p>
         </w:tc>
@@ -1279,7 +1279,7 @@
         </w:trPr>
         <w:tc>
           <w:tcPr>
-            <w:tcW w:type="dxa" w:w="520"/>
+            <w:tcW w:type="dxa" w:w="470"/>
             <w:tcBorders>
               <w:bottom w:val="single" w:color="E4DED4" w:sz="2"/>
             </w:tcBorders>
@@ -1302,8 +1302,8 @@
                 <w:b/>
                 <w:bCs/>
                 <w:color w:val="2F4A61"/>
-                <w:sz w:val="16"/>
-                <w:szCs w:val="16"/>
+                <w:sz w:val="14"/>
+                <w:szCs w:val="14"/>
               </w:rPr>
               <w:t xml:space="preserve">7</w:t>
             </w:r>
@@ -1311,39 +1311,39 @@
         </w:tc>
         <w:tc>
           <w:tcPr>
-            <w:tcW w:type="dxa" w:w="2700"/>
-            <w:tcBorders>
-              <w:bottom w:val="single" w:color="E4DED4" w:sz="2"/>
-            </w:tcBorders>
-            <w:tcMar>
-              <w:top w:type="dxa" w:w="66"/>
-              <w:left w:type="dxa" w:w="74"/>
-              <w:bottom w:type="dxa" w:w="66"/>
-              <w:right w:type="dxa" w:w="74"/>
-            </w:tcMar>
-            <w:vAlign w:val="center"/>
-          </w:tcPr>
-          <w:p>
-            <w:pPr>
-              <w:spacing w:after="0" w:line="236" w:lineRule="auto"/>
-              <w:jc w:val="left"/>
-            </w:pPr>
-            <w:r>
-              <w:rPr>
-                <w:rFonts w:ascii="PT Sans" w:cs="PT Sans" w:eastAsia="PT Sans" w:hAnsi="PT Sans"/>
-                <w:b/>
-                <w:bCs/>
-                <w:color w:val="1E1C19"/>
-                <w:sz w:val="16"/>
-                <w:szCs w:val="16"/>
-              </w:rPr>
-              <w:t xml:space="preserve">Архангельское Аутлет</w:t>
-            </w:r>
-          </w:p>
-        </w:tc>
-        <w:tc>
-          <w:tcPr>
-            <w:tcW w:type="dxa" w:w="3300"/>
+            <w:tcW w:type="dxa" w:w="1900"/>
+            <w:tcBorders>
+              <w:bottom w:val="single" w:color="E4DED4" w:sz="2"/>
+            </w:tcBorders>
+            <w:tcMar>
+              <w:top w:type="dxa" w:w="66"/>
+              <w:left w:type="dxa" w:w="74"/>
+              <w:bottom w:type="dxa" w:w="66"/>
+              <w:right w:type="dxa" w:w="74"/>
+            </w:tcMar>
+            <w:vAlign w:val="center"/>
+          </w:tcPr>
+          <w:p>
+            <w:pPr>
+              <w:spacing w:after="0" w:line="236" w:lineRule="auto"/>
+              <w:jc w:val="left"/>
+            </w:pPr>
+            <w:r>
+              <w:rPr>
+                <w:rFonts w:ascii="PT Sans" w:cs="PT Sans" w:eastAsia="PT Sans" w:hAnsi="PT Sans"/>
+                <w:b/>
+                <w:bCs/>
+                <w:color w:val="1E1C19"/>
+                <w:sz w:val="14"/>
+                <w:szCs w:val="14"/>
+              </w:rPr>
+              <w:t xml:space="preserve">«Базар»</w:t>
+            </w:r>
+          </w:p>
+        </w:tc>
+        <w:tc>
+          <w:tcPr>
+            <w:tcW w:type="dxa" w:w="2500"/>
             <w:tcBorders>
               <w:bottom w:val="single" w:color="E4DED4" w:sz="2"/>
             </w:tcBorders>
@@ -1366,16 +1366,16 @@
                 <w:b w:val="false"/>
                 <w:bCs w:val="false"/>
                 <w:color w:val="1E1C19"/>
-                <w:sz w:val="16"/>
-                <w:szCs w:val="16"/>
-              </w:rPr>
-              <w:t xml:space="preserve">д. Воронки, 1, корп. 2</w:t>
-            </w:r>
-          </w:p>
-        </w:tc>
-        <w:tc>
-          <w:tcPr>
-            <w:tcW w:type="dxa" w:w="1100"/>
+                <w:sz w:val="14"/>
+                <w:szCs w:val="14"/>
+              </w:rPr>
+              <w:t xml:space="preserve">д. Жуковка, Рублёво-Успенское ш., 201</w:t>
+            </w:r>
+          </w:p>
+        </w:tc>
+        <w:tc>
+          <w:tcPr>
+            <w:tcW w:type="dxa" w:w="900"/>
             <w:tcBorders>
               <w:bottom w:val="single" w:color="E4DED4" w:sz="2"/>
             </w:tcBorders>
@@ -1396,16 +1396,16 @@
               <w:rPr>
                 <w:rFonts w:ascii="PT Sans" w:cs="PT Sans" w:eastAsia="PT Sans" w:hAnsi="PT Sans"/>
                 <w:color w:val="1E1C19"/>
-                <w:sz w:val="16"/>
-                <w:szCs w:val="16"/>
-              </w:rPr>
-              <w:t xml:space="preserve">5,1 км</w:t>
-            </w:r>
-          </w:p>
-        </w:tc>
-        <w:tc>
-          <w:tcPr>
-            <w:tcW w:type="dxa" w:w="2486"/>
+                <w:sz w:val="14"/>
+                <w:szCs w:val="14"/>
+              </w:rPr>
+              <w:t xml:space="preserve">2,6 км</w:t>
+            </w:r>
+          </w:p>
+        </w:tc>
+        <w:tc>
+          <w:tcPr>
+            <w:tcW w:type="dxa" w:w="4336"/>
             <w:tcBorders>
               <w:bottom w:val="single" w:color="E4DED4" w:sz="2"/>
             </w:tcBorders>
@@ -1428,10 +1428,10 @@
                 <w:b w:val="false"/>
                 <w:bCs w:val="false"/>
                 <w:color w:val="1E1C19"/>
-                <w:sz w:val="16"/>
-                <w:szCs w:val="16"/>
-              </w:rPr>
-              <w:t xml:space="preserve">аутлет</w:t>
+                <w:sz w:val="14"/>
+                <w:szCs w:val="14"/>
+              </w:rPr>
+              <w:t xml:space="preserve">«Азбука вкуса», La Maree, аптека, «Хронолюкс», Dry Bar, «Копирка»</w:t>
             </w:r>
           </w:p>
         </w:tc>
@@ -1442,7 +1442,7 @@
         </w:trPr>
         <w:tc>
           <w:tcPr>
-            <w:tcW w:type="dxa" w:w="520"/>
+            <w:tcW w:type="dxa" w:w="470"/>
             <w:tcBorders>
               <w:bottom w:val="single" w:color="E4DED4" w:sz="2"/>
             </w:tcBorders>
@@ -1465,8 +1465,8 @@
                 <w:b/>
                 <w:bCs/>
                 <w:color w:val="2F4A61"/>
-                <w:sz w:val="16"/>
-                <w:szCs w:val="16"/>
+                <w:sz w:val="14"/>
+                <w:szCs w:val="14"/>
               </w:rPr>
               <w:t xml:space="preserve">8</w:t>
             </w:r>
@@ -1474,39 +1474,39 @@
         </w:tc>
         <w:tc>
           <w:tcPr>
-            <w:tcW w:type="dxa" w:w="2700"/>
-            <w:tcBorders>
-              <w:bottom w:val="single" w:color="E4DED4" w:sz="2"/>
-            </w:tcBorders>
-            <w:tcMar>
-              <w:top w:type="dxa" w:w="66"/>
-              <w:left w:type="dxa" w:w="74"/>
-              <w:bottom w:type="dxa" w:w="66"/>
-              <w:right w:type="dxa" w:w="74"/>
-            </w:tcMar>
-            <w:vAlign w:val="center"/>
-          </w:tcPr>
-          <w:p>
-            <w:pPr>
-              <w:spacing w:after="0" w:line="236" w:lineRule="auto"/>
-              <w:jc w:val="left"/>
-            </w:pPr>
-            <w:r>
-              <w:rPr>
-                <w:rFonts w:ascii="PT Sans" w:cs="PT Sans" w:eastAsia="PT Sans" w:hAnsi="PT Sans"/>
-                <w:b/>
-                <w:bCs/>
-                <w:color w:val="1E1C19"/>
-                <w:sz w:val="16"/>
-                <w:szCs w:val="16"/>
-              </w:rPr>
-              <w:t xml:space="preserve">Гипермаркет «Глобус»</w:t>
-            </w:r>
-          </w:p>
-        </w:tc>
-        <w:tc>
-          <w:tcPr>
-            <w:tcW w:type="dxa" w:w="3300"/>
+            <w:tcW w:type="dxa" w:w="1900"/>
+            <w:tcBorders>
+              <w:bottom w:val="single" w:color="E4DED4" w:sz="2"/>
+            </w:tcBorders>
+            <w:tcMar>
+              <w:top w:type="dxa" w:w="66"/>
+              <w:left w:type="dxa" w:w="74"/>
+              <w:bottom w:type="dxa" w:w="66"/>
+              <w:right w:type="dxa" w:w="74"/>
+            </w:tcMar>
+            <w:vAlign w:val="center"/>
+          </w:tcPr>
+          <w:p>
+            <w:pPr>
+              <w:spacing w:after="0" w:line="236" w:lineRule="auto"/>
+              <w:jc w:val="left"/>
+            </w:pPr>
+            <w:r>
+              <w:rPr>
+                <w:rFonts w:ascii="PT Sans" w:cs="PT Sans" w:eastAsia="PT Sans" w:hAnsi="PT Sans"/>
+                <w:b/>
+                <w:bCs/>
+                <w:color w:val="1E1C19"/>
+                <w:sz w:val="14"/>
+                <w:szCs w:val="14"/>
+              </w:rPr>
+              <w:t xml:space="preserve">«Жуковка Плаза»</w:t>
+            </w:r>
+          </w:p>
+        </w:tc>
+        <w:tc>
+          <w:tcPr>
+            <w:tcW w:type="dxa" w:w="2500"/>
             <w:tcBorders>
               <w:bottom w:val="single" w:color="E4DED4" w:sz="2"/>
             </w:tcBorders>
@@ -1529,16 +1529,16 @@
                 <w:b w:val="false"/>
                 <w:bCs w:val="false"/>
                 <w:color w:val="1E1C19"/>
-                <w:sz w:val="16"/>
-                <w:szCs w:val="16"/>
-              </w:rPr>
-              <w:t xml:space="preserve">Новорижское ш., 22-й км</w:t>
-            </w:r>
-          </w:p>
-        </w:tc>
-        <w:tc>
-          <w:tcPr>
-            <w:tcW w:type="dxa" w:w="1100"/>
+                <w:sz w:val="14"/>
+                <w:szCs w:val="14"/>
+              </w:rPr>
+              <w:t xml:space="preserve">д. Жуковка, 186</w:t>
+            </w:r>
+          </w:p>
+        </w:tc>
+        <w:tc>
+          <w:tcPr>
+            <w:tcW w:type="dxa" w:w="900"/>
             <w:tcBorders>
               <w:bottom w:val="single" w:color="E4DED4" w:sz="2"/>
             </w:tcBorders>
@@ -1559,16 +1559,16 @@
               <w:rPr>
                 <w:rFonts w:ascii="PT Sans" w:cs="PT Sans" w:eastAsia="PT Sans" w:hAnsi="PT Sans"/>
                 <w:color w:val="1E1C19"/>
-                <w:sz w:val="16"/>
-                <w:szCs w:val="16"/>
-              </w:rPr>
-              <w:t xml:space="preserve">5,9 км</w:t>
-            </w:r>
-          </w:p>
-        </w:tc>
-        <w:tc>
-          <w:tcPr>
-            <w:tcW w:type="dxa" w:w="2486"/>
+                <w:sz w:val="14"/>
+                <w:szCs w:val="14"/>
+              </w:rPr>
+              <w:t xml:space="preserve">2,7 км</w:t>
+            </w:r>
+          </w:p>
+        </w:tc>
+        <w:tc>
+          <w:tcPr>
+            <w:tcW w:type="dxa" w:w="4336"/>
             <w:tcBorders>
               <w:bottom w:val="single" w:color="E4DED4" w:sz="2"/>
             </w:tcBorders>
@@ -1591,10 +1591,10 @@
                 <w:b w:val="false"/>
                 <w:bCs w:val="false"/>
                 <w:color w:val="1E1C19"/>
-                <w:sz w:val="16"/>
-                <w:szCs w:val="16"/>
-              </w:rPr>
-              <w:t xml:space="preserve">гипермаркет</w:t>
+                <w:sz w:val="14"/>
+                <w:szCs w:val="14"/>
+              </w:rPr>
+              <w:t xml:space="preserve">состав не раскрыт; по открытым данным — люксовая мебель и интерьер</w:t>
             </w:r>
           </w:p>
         </w:tc>
@@ -1605,7 +1605,7 @@
         </w:trPr>
         <w:tc>
           <w:tcPr>
-            <w:tcW w:type="dxa" w:w="520"/>
+            <w:tcW w:type="dxa" w:w="470"/>
             <w:tcBorders>
               <w:bottom w:val="single" w:color="E4DED4" w:sz="2"/>
             </w:tcBorders>
@@ -1628,8 +1628,8 @@
                 <w:b/>
                 <w:bCs/>
                 <w:color w:val="2F4A61"/>
-                <w:sz w:val="16"/>
-                <w:szCs w:val="16"/>
+                <w:sz w:val="14"/>
+                <w:szCs w:val="14"/>
               </w:rPr>
               <w:t xml:space="preserve">9</w:t>
             </w:r>
@@ -1637,39 +1637,39 @@
         </w:tc>
         <w:tc>
           <w:tcPr>
-            <w:tcW w:type="dxa" w:w="2700"/>
-            <w:tcBorders>
-              <w:bottom w:val="single" w:color="E4DED4" w:sz="2"/>
-            </w:tcBorders>
-            <w:tcMar>
-              <w:top w:type="dxa" w:w="66"/>
-              <w:left w:type="dxa" w:w="74"/>
-              <w:bottom w:type="dxa" w:w="66"/>
-              <w:right w:type="dxa" w:w="74"/>
-            </w:tcMar>
-            <w:vAlign w:val="center"/>
-          </w:tcPr>
-          <w:p>
-            <w:pPr>
-              <w:spacing w:after="0" w:line="236" w:lineRule="auto"/>
-              <w:jc w:val="left"/>
-            </w:pPr>
-            <w:r>
-              <w:rPr>
-                <w:rFonts w:ascii="PT Sans" w:cs="PT Sans" w:eastAsia="PT Sans" w:hAnsi="PT Sans"/>
-                <w:b/>
-                <w:bCs/>
-                <w:color w:val="1E1C19"/>
-                <w:sz w:val="16"/>
-                <w:szCs w:val="16"/>
-              </w:rPr>
-              <w:t xml:space="preserve">ТЦ «Красногорский»</w:t>
-            </w:r>
-          </w:p>
-        </w:tc>
-        <w:tc>
-          <w:tcPr>
-            <w:tcW w:type="dxa" w:w="3300"/>
+            <w:tcW w:type="dxa" w:w="1900"/>
+            <w:tcBorders>
+              <w:bottom w:val="single" w:color="E4DED4" w:sz="2"/>
+            </w:tcBorders>
+            <w:tcMar>
+              <w:top w:type="dxa" w:w="66"/>
+              <w:left w:type="dxa" w:w="74"/>
+              <w:bottom w:type="dxa" w:w="66"/>
+              <w:right w:type="dxa" w:w="74"/>
+            </w:tcMar>
+            <w:vAlign w:val="center"/>
+          </w:tcPr>
+          <w:p>
+            <w:pPr>
+              <w:spacing w:after="0" w:line="236" w:lineRule="auto"/>
+              <w:jc w:val="left"/>
+            </w:pPr>
+            <w:r>
+              <w:rPr>
+                <w:rFonts w:ascii="PT Sans" w:cs="PT Sans" w:eastAsia="PT Sans" w:hAnsi="PT Sans"/>
+                <w:b/>
+                <w:bCs/>
+                <w:color w:val="1E1C19"/>
+                <w:sz w:val="14"/>
+                <w:szCs w:val="14"/>
+              </w:rPr>
+              <w:t xml:space="preserve">«Лабиринт»</w:t>
+            </w:r>
+          </w:p>
+        </w:tc>
+        <w:tc>
+          <w:tcPr>
+            <w:tcW w:type="dxa" w:w="2500"/>
             <w:tcBorders>
               <w:bottom w:val="single" w:color="E4DED4" w:sz="2"/>
             </w:tcBorders>
@@ -1692,16 +1692,16 @@
                 <w:b w:val="false"/>
                 <w:bCs w:val="false"/>
                 <w:color w:val="1E1C19"/>
-                <w:sz w:val="16"/>
-                <w:szCs w:val="16"/>
-              </w:rPr>
-              <w:t xml:space="preserve">Красногорск, ул. Ленина, 40</w:t>
-            </w:r>
-          </w:p>
-        </w:tc>
-        <w:tc>
-          <w:tcPr>
-            <w:tcW w:type="dxa" w:w="1100"/>
+                <w:sz w:val="14"/>
+                <w:szCs w:val="14"/>
+              </w:rPr>
+              <w:t xml:space="preserve">д. Жуковка, 57</w:t>
+            </w:r>
+          </w:p>
+        </w:tc>
+        <w:tc>
+          <w:tcPr>
+            <w:tcW w:type="dxa" w:w="900"/>
             <w:tcBorders>
               <w:bottom w:val="single" w:color="E4DED4" w:sz="2"/>
             </w:tcBorders>
@@ -1722,16 +1722,16 @@
               <w:rPr>
                 <w:rFonts w:ascii="PT Sans" w:cs="PT Sans" w:eastAsia="PT Sans" w:hAnsi="PT Sans"/>
                 <w:color w:val="1E1C19"/>
-                <w:sz w:val="16"/>
-                <w:szCs w:val="16"/>
-              </w:rPr>
-              <w:t xml:space="preserve">8,9 км</w:t>
-            </w:r>
-          </w:p>
-        </w:tc>
-        <w:tc>
-          <w:tcPr>
-            <w:tcW w:type="dxa" w:w="2486"/>
+                <w:sz w:val="14"/>
+                <w:szCs w:val="14"/>
+              </w:rPr>
+              <w:t xml:space="preserve">2,8 км</w:t>
+            </w:r>
+          </w:p>
+        </w:tc>
+        <w:tc>
+          <w:tcPr>
+            <w:tcW w:type="dxa" w:w="4336"/>
             <w:tcBorders>
               <w:bottom w:val="single" w:color="E4DED4" w:sz="2"/>
             </w:tcBorders>
@@ -1754,10 +1754,10 @@
                 <w:b w:val="false"/>
                 <w:bCs w:val="false"/>
                 <w:color w:val="1E1C19"/>
-                <w:sz w:val="16"/>
-                <w:szCs w:val="16"/>
-              </w:rPr>
-              <w:t xml:space="preserve">районный, 2 эт.</w:t>
+                <w:sz w:val="14"/>
+                <w:szCs w:val="14"/>
+              </w:rPr>
+              <w:t xml:space="preserve">Festival Vin, eLoft.store, «Марипоса», Tempo-Studio (танцы), Vellvet, Fixit Lab, «Антикварикон»</w:t>
             </w:r>
           </w:p>
         </w:tc>
@@ -1768,7 +1768,7 @@
         </w:trPr>
         <w:tc>
           <w:tcPr>
-            <w:tcW w:type="dxa" w:w="520"/>
+            <w:tcW w:type="dxa" w:w="470"/>
             <w:tcBorders>
               <w:bottom w:val="single" w:color="E4DED4" w:sz="2"/>
             </w:tcBorders>
@@ -1791,8 +1791,8 @@
                 <w:b/>
                 <w:bCs/>
                 <w:color w:val="2F4A61"/>
-                <w:sz w:val="16"/>
-                <w:szCs w:val="16"/>
+                <w:sz w:val="14"/>
+                <w:szCs w:val="14"/>
               </w:rPr>
               <w:t xml:space="preserve">10</w:t>
             </w:r>
@@ -1800,39 +1800,39 @@
         </w:tc>
         <w:tc>
           <w:tcPr>
-            <w:tcW w:type="dxa" w:w="2700"/>
-            <w:tcBorders>
-              <w:bottom w:val="single" w:color="E4DED4" w:sz="2"/>
-            </w:tcBorders>
-            <w:tcMar>
-              <w:top w:type="dxa" w:w="66"/>
-              <w:left w:type="dxa" w:w="74"/>
-              <w:bottom w:type="dxa" w:w="66"/>
-              <w:right w:type="dxa" w:w="74"/>
-            </w:tcMar>
-            <w:vAlign w:val="center"/>
-          </w:tcPr>
-          <w:p>
-            <w:pPr>
-              <w:spacing w:after="0" w:line="236" w:lineRule="auto"/>
-              <w:jc w:val="left"/>
-            </w:pPr>
-            <w:r>
-              <w:rPr>
-                <w:rFonts w:ascii="PT Sans" w:cs="PT Sans" w:eastAsia="PT Sans" w:hAnsi="PT Sans"/>
-                <w:b/>
-                <w:bCs/>
-                <w:color w:val="1E1C19"/>
-                <w:sz w:val="16"/>
-                <w:szCs w:val="16"/>
-              </w:rPr>
-              <w:t xml:space="preserve">ТРК «Павлово Подворье»</w:t>
-            </w:r>
-          </w:p>
-        </w:tc>
-        <w:tc>
-          <w:tcPr>
-            <w:tcW w:type="dxa" w:w="3300"/>
+            <w:tcW w:type="dxa" w:w="1900"/>
+            <w:tcBorders>
+              <w:bottom w:val="single" w:color="E4DED4" w:sz="2"/>
+            </w:tcBorders>
+            <w:tcMar>
+              <w:top w:type="dxa" w:w="66"/>
+              <w:left w:type="dxa" w:w="74"/>
+              <w:bottom w:type="dxa" w:w="66"/>
+              <w:right w:type="dxa" w:w="74"/>
+            </w:tcMar>
+            <w:vAlign w:val="center"/>
+          </w:tcPr>
+          <w:p>
+            <w:pPr>
+              <w:spacing w:after="0" w:line="236" w:lineRule="auto"/>
+              <w:jc w:val="left"/>
+            </w:pPr>
+            <w:r>
+              <w:rPr>
+                <w:rFonts w:ascii="PT Sans" w:cs="PT Sans" w:eastAsia="PT Sans" w:hAnsi="PT Sans"/>
+                <w:b/>
+                <w:bCs/>
+                <w:color w:val="1E1C19"/>
+                <w:sz w:val="14"/>
+                <w:szCs w:val="14"/>
+              </w:rPr>
+              <w:t xml:space="preserve">Бузланово Village</w:t>
+            </w:r>
+          </w:p>
+        </w:tc>
+        <w:tc>
+          <w:tcPr>
+            <w:tcW w:type="dxa" w:w="2500"/>
             <w:tcBorders>
               <w:bottom w:val="single" w:color="E4DED4" w:sz="2"/>
             </w:tcBorders>
@@ -1855,16 +1855,16 @@
                 <w:b w:val="false"/>
                 <w:bCs w:val="false"/>
                 <w:color w:val="1E1C19"/>
-                <w:sz w:val="16"/>
-                <w:szCs w:val="16"/>
-              </w:rPr>
-              <w:t xml:space="preserve">д. Новинки, 115, стр. 2</w:t>
-            </w:r>
-          </w:p>
-        </w:tc>
-        <w:tc>
-          <w:tcPr>
-            <w:tcW w:type="dxa" w:w="1100"/>
+                <w:sz w:val="14"/>
+                <w:szCs w:val="14"/>
+              </w:rPr>
+              <w:t xml:space="preserve">д. Бузланово, ул. Новый Посёлок, 9, стр. 1</w:t>
+            </w:r>
+          </w:p>
+        </w:tc>
+        <w:tc>
+          <w:tcPr>
+            <w:tcW w:type="dxa" w:w="900"/>
             <w:tcBorders>
               <w:bottom w:val="single" w:color="E4DED4" w:sz="2"/>
             </w:tcBorders>
@@ -1885,16 +1885,16 @@
               <w:rPr>
                 <w:rFonts w:ascii="PT Sans" w:cs="PT Sans" w:eastAsia="PT Sans" w:hAnsi="PT Sans"/>
                 <w:color w:val="1E1C19"/>
-                <w:sz w:val="16"/>
-                <w:szCs w:val="16"/>
-              </w:rPr>
-              <w:t xml:space="preserve">9,0 км</w:t>
-            </w:r>
-          </w:p>
-        </w:tc>
-        <w:tc>
-          <w:tcPr>
-            <w:tcW w:type="dxa" w:w="2486"/>
+                <w:sz w:val="14"/>
+                <w:szCs w:val="14"/>
+              </w:rPr>
+              <w:t xml:space="preserve">2,9 км</w:t>
+            </w:r>
+          </w:p>
+        </w:tc>
+        <w:tc>
+          <w:tcPr>
+            <w:tcW w:type="dxa" w:w="4336"/>
             <w:tcBorders>
               <w:bottom w:val="single" w:color="E4DED4" w:sz="2"/>
             </w:tcBorders>
@@ -1917,10 +1917,10 @@
                 <w:b w:val="false"/>
                 <w:bCs w:val="false"/>
                 <w:color w:val="1E1C19"/>
-                <w:sz w:val="16"/>
-                <w:szCs w:val="16"/>
-              </w:rPr>
-              <w:t xml:space="preserve">окружной, 2 эт.</w:t>
+                <w:sz w:val="14"/>
+                <w:szCs w:val="14"/>
+              </w:rPr>
+              <w:t xml:space="preserve">сервис и офисы: бассейны, «СоюзЦветТорг», две управляющие компании</w:t>
             </w:r>
           </w:p>
         </w:tc>
@@ -1931,7 +1931,7 @@
         </w:trPr>
         <w:tc>
           <w:tcPr>
-            <w:tcW w:type="dxa" w:w="520"/>
+            <w:tcW w:type="dxa" w:w="470"/>
             <w:tcBorders>
               <w:bottom w:val="single" w:color="E4DED4" w:sz="2"/>
             </w:tcBorders>
@@ -1954,8 +1954,8 @@
                 <w:b/>
                 <w:bCs/>
                 <w:color w:val="2F4A61"/>
-                <w:sz w:val="16"/>
-                <w:szCs w:val="16"/>
+                <w:sz w:val="14"/>
+                <w:szCs w:val="14"/>
               </w:rPr>
               <w:t xml:space="preserve">11</w:t>
             </w:r>
@@ -1963,39 +1963,39 @@
         </w:tc>
         <w:tc>
           <w:tcPr>
-            <w:tcW w:type="dxa" w:w="2700"/>
-            <w:tcBorders>
-              <w:bottom w:val="single" w:color="E4DED4" w:sz="2"/>
-            </w:tcBorders>
-            <w:tcMar>
-              <w:top w:type="dxa" w:w="66"/>
-              <w:left w:type="dxa" w:w="74"/>
-              <w:bottom w:type="dxa" w:w="66"/>
-              <w:right w:type="dxa" w:w="74"/>
-            </w:tcMar>
-            <w:vAlign w:val="center"/>
-          </w:tcPr>
-          <w:p>
-            <w:pPr>
-              <w:spacing w:after="0" w:line="236" w:lineRule="auto"/>
-              <w:jc w:val="left"/>
-            </w:pPr>
-            <w:r>
-              <w:rPr>
-                <w:rFonts w:ascii="PT Sans" w:cs="PT Sans" w:eastAsia="PT Sans" w:hAnsi="PT Sans"/>
-                <w:b/>
-                <w:bCs/>
-                <w:color w:val="1E1C19"/>
-                <w:sz w:val="16"/>
-                <w:szCs w:val="16"/>
-              </w:rPr>
-              <w:t xml:space="preserve">Vegas Крокус Сити</w:t>
-            </w:r>
-          </w:p>
-        </w:tc>
-        <w:tc>
-          <w:tcPr>
-            <w:tcW w:type="dxa" w:w="3300"/>
+            <w:tcW w:type="dxa" w:w="1900"/>
+            <w:tcBorders>
+              <w:bottom w:val="single" w:color="E4DED4" w:sz="2"/>
+            </w:tcBorders>
+            <w:tcMar>
+              <w:top w:type="dxa" w:w="66"/>
+              <w:left w:type="dxa" w:w="74"/>
+              <w:bottom w:type="dxa" w:w="66"/>
+              <w:right w:type="dxa" w:w="74"/>
+            </w:tcMar>
+            <w:vAlign w:val="center"/>
+          </w:tcPr>
+          <w:p>
+            <w:pPr>
+              <w:spacing w:after="0" w:line="236" w:lineRule="auto"/>
+              <w:jc w:val="left"/>
+            </w:pPr>
+            <w:r>
+              <w:rPr>
+                <w:rFonts w:ascii="PT Sans" w:cs="PT Sans" w:eastAsia="PT Sans" w:hAnsi="PT Sans"/>
+                <w:b/>
+                <w:bCs/>
+                <w:color w:val="1E1C19"/>
+                <w:sz w:val="14"/>
+                <w:szCs w:val="14"/>
+              </w:rPr>
+              <w:t xml:space="preserve">«Бирюза»</w:t>
+            </w:r>
+          </w:p>
+        </w:tc>
+        <w:tc>
+          <w:tcPr>
+            <w:tcW w:type="dxa" w:w="2500"/>
             <w:tcBorders>
               <w:bottom w:val="single" w:color="E4DED4" w:sz="2"/>
             </w:tcBorders>
@@ -2018,16 +2018,16 @@
                 <w:b w:val="false"/>
                 <w:bCs w:val="false"/>
                 <w:color w:val="1E1C19"/>
-                <w:sz w:val="16"/>
-                <w:szCs w:val="16"/>
-              </w:rPr>
-              <w:t xml:space="preserve">Красногорск, Международная ул., 12</w:t>
-            </w:r>
-          </w:p>
-        </w:tc>
-        <w:tc>
-          <w:tcPr>
-            <w:tcW w:type="dxa" w:w="1100"/>
+                <w:sz w:val="14"/>
+                <w:szCs w:val="14"/>
+              </w:rPr>
+              <w:t xml:space="preserve">посёлок Мечниково, 26</w:t>
+            </w:r>
+          </w:p>
+        </w:tc>
+        <w:tc>
+          <w:tcPr>
+            <w:tcW w:type="dxa" w:w="900"/>
             <w:tcBorders>
               <w:bottom w:val="single" w:color="E4DED4" w:sz="2"/>
             </w:tcBorders>
@@ -2048,16 +2048,16 @@
               <w:rPr>
                 <w:rFonts w:ascii="PT Sans" w:cs="PT Sans" w:eastAsia="PT Sans" w:hAnsi="PT Sans"/>
                 <w:color w:val="1E1C19"/>
-                <w:sz w:val="16"/>
-                <w:szCs w:val="16"/>
-              </w:rPr>
-              <w:t xml:space="preserve">11,3 км</w:t>
-            </w:r>
-          </w:p>
-        </w:tc>
-        <w:tc>
-          <w:tcPr>
-            <w:tcW w:type="dxa" w:w="2486"/>
+                <w:sz w:val="14"/>
+                <w:szCs w:val="14"/>
+              </w:rPr>
+              <w:t xml:space="preserve">5,1 км</w:t>
+            </w:r>
+          </w:p>
+        </w:tc>
+        <w:tc>
+          <w:tcPr>
+            <w:tcW w:type="dxa" w:w="4336"/>
             <w:tcBorders>
               <w:bottom w:val="single" w:color="E4DED4" w:sz="2"/>
             </w:tcBorders>
@@ -2080,10 +2080,10 @@
                 <w:b w:val="false"/>
                 <w:bCs w:val="false"/>
                 <w:color w:val="1E1C19"/>
-                <w:sz w:val="16"/>
-                <w:szCs w:val="16"/>
-              </w:rPr>
-              <w:t xml:space="preserve">суперрегиональный, 6 эт.</w:t>
+                <w:sz w:val="14"/>
+                <w:szCs w:val="14"/>
+              </w:rPr>
+              <w:t xml:space="preserve">«Магнолия», «Телефоныч»</w:t>
             </w:r>
           </w:p>
         </w:tc>
@@ -2094,7 +2094,7 @@
         </w:trPr>
         <w:tc>
           <w:tcPr>
-            <w:tcW w:type="dxa" w:w="520"/>
+            <w:tcW w:type="dxa" w:w="470"/>
             <w:tcBorders>
               <w:bottom w:val="single" w:color="E4DED4" w:sz="2"/>
             </w:tcBorders>
@@ -2117,8 +2117,8 @@
                 <w:b/>
                 <w:bCs/>
                 <w:color w:val="2F4A61"/>
-                <w:sz w:val="16"/>
-                <w:szCs w:val="16"/>
+                <w:sz w:val="14"/>
+                <w:szCs w:val="14"/>
               </w:rPr>
               <w:t xml:space="preserve">12</w:t>
             </w:r>
@@ -2126,39 +2126,39 @@
         </w:tc>
         <w:tc>
           <w:tcPr>
-            <w:tcW w:type="dxa" w:w="2700"/>
-            <w:tcBorders>
-              <w:bottom w:val="single" w:color="E4DED4" w:sz="2"/>
-            </w:tcBorders>
-            <w:tcMar>
-              <w:top w:type="dxa" w:w="66"/>
-              <w:left w:type="dxa" w:w="74"/>
-              <w:bottom w:type="dxa" w:w="66"/>
-              <w:right w:type="dxa" w:w="74"/>
-            </w:tcMar>
-            <w:vAlign w:val="center"/>
-          </w:tcPr>
-          <w:p>
-            <w:pPr>
-              <w:spacing w:after="0" w:line="236" w:lineRule="auto"/>
-              <w:jc w:val="left"/>
-            </w:pPr>
-            <w:r>
-              <w:rPr>
-                <w:rFonts w:ascii="PT Sans" w:cs="PT Sans" w:eastAsia="PT Sans" w:hAnsi="PT Sans"/>
-                <w:b/>
-                <w:bCs/>
-                <w:color w:val="1E1C19"/>
-                <w:sz w:val="16"/>
-                <w:szCs w:val="16"/>
-              </w:rPr>
-              <w:t xml:space="preserve">ТЦ «Октябрь»</w:t>
-            </w:r>
-          </w:p>
-        </w:tc>
-        <w:tc>
-          <w:tcPr>
-            <w:tcW w:type="dxa" w:w="3300"/>
+            <w:tcW w:type="dxa" w:w="1900"/>
+            <w:tcBorders>
+              <w:bottom w:val="single" w:color="E4DED4" w:sz="2"/>
+            </w:tcBorders>
+            <w:tcMar>
+              <w:top w:type="dxa" w:w="66"/>
+              <w:left w:type="dxa" w:w="74"/>
+              <w:bottom w:type="dxa" w:w="66"/>
+              <w:right w:type="dxa" w:w="74"/>
+            </w:tcMar>
+            <w:vAlign w:val="center"/>
+          </w:tcPr>
+          <w:p>
+            <w:pPr>
+              <w:spacing w:after="0" w:line="236" w:lineRule="auto"/>
+              <w:jc w:val="left"/>
+            </w:pPr>
+            <w:r>
+              <w:rPr>
+                <w:rFonts w:ascii="PT Sans" w:cs="PT Sans" w:eastAsia="PT Sans" w:hAnsi="PT Sans"/>
+                <w:b/>
+                <w:bCs/>
+                <w:color w:val="1E1C19"/>
+                <w:sz w:val="14"/>
+                <w:szCs w:val="14"/>
+              </w:rPr>
+              <w:t xml:space="preserve">«Наш»</w:t>
+            </w:r>
+          </w:p>
+        </w:tc>
+        <w:tc>
+          <w:tcPr>
+            <w:tcW w:type="dxa" w:w="2500"/>
             <w:tcBorders>
               <w:bottom w:val="single" w:color="E4DED4" w:sz="2"/>
             </w:tcBorders>
@@ -2181,16 +2181,16 @@
                 <w:b w:val="false"/>
                 <w:bCs w:val="false"/>
                 <w:color w:val="1E1C19"/>
-                <w:sz w:val="16"/>
-                <w:szCs w:val="16"/>
-              </w:rPr>
-              <w:t xml:space="preserve">с. Павловская Слобода, Октябрьская, 1</w:t>
-            </w:r>
-          </w:p>
-        </w:tc>
-        <w:tc>
-          <w:tcPr>
-            <w:tcW w:type="dxa" w:w="1100"/>
+                <w:sz w:val="14"/>
+                <w:szCs w:val="14"/>
+              </w:rPr>
+              <w:t xml:space="preserve">посёлок Горки-2, Рублёво-Успенское ш., 17</w:t>
+            </w:r>
+          </w:p>
+        </w:tc>
+        <w:tc>
+          <w:tcPr>
+            <w:tcW w:type="dxa" w:w="900"/>
             <w:tcBorders>
               <w:bottom w:val="single" w:color="E4DED4" w:sz="2"/>
             </w:tcBorders>
@@ -2211,16 +2211,16 @@
               <w:rPr>
                 <w:rFonts w:ascii="PT Sans" w:cs="PT Sans" w:eastAsia="PT Sans" w:hAnsi="PT Sans"/>
                 <w:color w:val="1E1C19"/>
-                <w:sz w:val="16"/>
-                <w:szCs w:val="16"/>
-              </w:rPr>
-              <w:t xml:space="preserve">11,3 км</w:t>
-            </w:r>
-          </w:p>
-        </w:tc>
-        <w:tc>
-          <w:tcPr>
-            <w:tcW w:type="dxa" w:w="2486"/>
+                <w:sz w:val="14"/>
+                <w:szCs w:val="14"/>
+              </w:rPr>
+              <w:t xml:space="preserve">6,3 км</w:t>
+            </w:r>
+          </w:p>
+        </w:tc>
+        <w:tc>
+          <w:tcPr>
+            <w:tcW w:type="dxa" w:w="4336"/>
             <w:tcBorders>
               <w:bottom w:val="single" w:color="E4DED4" w:sz="2"/>
             </w:tcBorders>
@@ -2243,10 +2243,10 @@
                 <w:b w:val="false"/>
                 <w:bCs w:val="false"/>
                 <w:color w:val="1E1C19"/>
-                <w:sz w:val="16"/>
-                <w:szCs w:val="16"/>
-              </w:rPr>
-              <w:t xml:space="preserve">районный, 3 эт. + цоколь</w:t>
+                <w:sz w:val="14"/>
+                <w:szCs w:val="14"/>
+              </w:rPr>
+              <w:t xml:space="preserve">«Вкусно — и точка», МТС, 5post, аптека «Неофарм», химчистка, банкомат, «Мозart», Inspot — всего 25 организаций</w:t>
             </w:r>
           </w:p>
         </w:tc>
@@ -2257,9 +2257,9 @@
         </w:trPr>
         <w:tc>
           <w:tcPr>
-            <w:tcW w:type="dxa" w:w="520"/>
-            <w:tcBorders>
-              <w:bottom w:val="single" w:color="E4DED4" w:sz="2"/>
+            <w:tcW w:type="dxa" w:w="470"/>
+            <w:tcBorders>
+              <w:bottom w:val="single" w:color="1E1C19" w:sz="10"/>
             </w:tcBorders>
             <w:tcMar>
               <w:top w:type="dxa" w:w="66"/>
@@ -2280,8 +2280,8 @@
                 <w:b/>
                 <w:bCs/>
                 <w:color w:val="2F4A61"/>
-                <w:sz w:val="16"/>
-                <w:szCs w:val="16"/>
+                <w:sz w:val="14"/>
+                <w:szCs w:val="14"/>
               </w:rPr>
               <w:t xml:space="preserve">13</w:t>
             </w:r>
@@ -2289,41 +2289,41 @@
         </w:tc>
         <w:tc>
           <w:tcPr>
-            <w:tcW w:type="dxa" w:w="2700"/>
-            <w:tcBorders>
-              <w:bottom w:val="single" w:color="E4DED4" w:sz="2"/>
-            </w:tcBorders>
-            <w:tcMar>
-              <w:top w:type="dxa" w:w="66"/>
-              <w:left w:type="dxa" w:w="74"/>
-              <w:bottom w:type="dxa" w:w="66"/>
-              <w:right w:type="dxa" w:w="74"/>
-            </w:tcMar>
-            <w:vAlign w:val="center"/>
-          </w:tcPr>
-          <w:p>
-            <w:pPr>
-              <w:spacing w:after="0" w:line="236" w:lineRule="auto"/>
-              <w:jc w:val="left"/>
-            </w:pPr>
-            <w:r>
-              <w:rPr>
-                <w:rFonts w:ascii="PT Sans" w:cs="PT Sans" w:eastAsia="PT Sans" w:hAnsi="PT Sans"/>
-                <w:b/>
-                <w:bCs/>
-                <w:color w:val="1E1C19"/>
-                <w:sz w:val="16"/>
-                <w:szCs w:val="16"/>
-              </w:rPr>
-              <w:t xml:space="preserve">ТЦ «Княжий двор»</w:t>
-            </w:r>
-          </w:p>
-        </w:tc>
-        <w:tc>
-          <w:tcPr>
-            <w:tcW w:type="dxa" w:w="3300"/>
-            <w:tcBorders>
-              <w:bottom w:val="single" w:color="E4DED4" w:sz="2"/>
+            <w:tcW w:type="dxa" w:w="1900"/>
+            <w:tcBorders>
+              <w:bottom w:val="single" w:color="1E1C19" w:sz="10"/>
+            </w:tcBorders>
+            <w:tcMar>
+              <w:top w:type="dxa" w:w="66"/>
+              <w:left w:type="dxa" w:w="74"/>
+              <w:bottom w:type="dxa" w:w="66"/>
+              <w:right w:type="dxa" w:w="74"/>
+            </w:tcMar>
+            <w:vAlign w:val="center"/>
+          </w:tcPr>
+          <w:p>
+            <w:pPr>
+              <w:spacing w:after="0" w:line="236" w:lineRule="auto"/>
+              <w:jc w:val="left"/>
+            </w:pPr>
+            <w:r>
+              <w:rPr>
+                <w:rFonts w:ascii="PT Sans" w:cs="PT Sans" w:eastAsia="PT Sans" w:hAnsi="PT Sans"/>
+                <w:b/>
+                <w:bCs/>
+                <w:color w:val="1E1C19"/>
+                <w:sz w:val="14"/>
+                <w:szCs w:val="14"/>
+              </w:rPr>
+              <w:t xml:space="preserve">«Живой дом»</w:t>
+            </w:r>
+          </w:p>
+        </w:tc>
+        <w:tc>
+          <w:tcPr>
+            <w:tcW w:type="dxa" w:w="2500"/>
+            <w:tcBorders>
+              <w:bottom w:val="single" w:color="1E1C19" w:sz="10"/>
             </w:tcBorders>
             <w:tcMar>
               <w:top w:type="dxa" w:w="66"/>
@@ -2344,18 +2344,18 @@
                 <w:b w:val="false"/>
                 <w:bCs w:val="false"/>
                 <w:color w:val="1E1C19"/>
-                <w:sz w:val="16"/>
-                <w:szCs w:val="16"/>
-              </w:rPr>
-              <w:t xml:space="preserve">д. Борзые, Невская ул., 704</w:t>
-            </w:r>
-          </w:p>
-        </w:tc>
-        <w:tc>
-          <w:tcPr>
-            <w:tcW w:type="dxa" w:w="1100"/>
-            <w:tcBorders>
-              <w:bottom w:val="single" w:color="E4DED4" w:sz="2"/>
+                <w:sz w:val="14"/>
+                <w:szCs w:val="14"/>
+              </w:rPr>
+              <w:t xml:space="preserve">посёлок Горки-2, 11</w:t>
+            </w:r>
+          </w:p>
+        </w:tc>
+        <w:tc>
+          <w:tcPr>
+            <w:tcW w:type="dxa" w:w="900"/>
+            <w:tcBorders>
+              <w:bottom w:val="single" w:color="1E1C19" w:sz="10"/>
             </w:tcBorders>
             <w:tcMar>
               <w:top w:type="dxa" w:w="66"/>
@@ -2374,18 +2374,18 @@
               <w:rPr>
                 <w:rFonts w:ascii="PT Sans" w:cs="PT Sans" w:eastAsia="PT Sans" w:hAnsi="PT Sans"/>
                 <w:color w:val="1E1C19"/>
-                <w:sz w:val="16"/>
-                <w:szCs w:val="16"/>
-              </w:rPr>
-              <w:t xml:space="preserve">13,8 км</w:t>
-            </w:r>
-          </w:p>
-        </w:tc>
-        <w:tc>
-          <w:tcPr>
-            <w:tcW w:type="dxa" w:w="2486"/>
-            <w:tcBorders>
-              <w:bottom w:val="single" w:color="E4DED4" w:sz="2"/>
+                <w:sz w:val="14"/>
+                <w:szCs w:val="14"/>
+              </w:rPr>
+              <w:t xml:space="preserve">6,6 км</w:t>
+            </w:r>
+          </w:p>
+        </w:tc>
+        <w:tc>
+          <w:tcPr>
+            <w:tcW w:type="dxa" w:w="4336"/>
+            <w:tcBorders>
+              <w:bottom w:val="single" w:color="1E1C19" w:sz="10"/>
             </w:tcBorders>
             <w:tcMar>
               <w:top w:type="dxa" w:w="66"/>
@@ -2406,173 +2406,10 @@
                 <w:b w:val="false"/>
                 <w:bCs w:val="false"/>
                 <w:color w:val="1E1C19"/>
-                <w:sz w:val="16"/>
-                <w:szCs w:val="16"/>
-              </w:rPr>
-              <w:t xml:space="preserve">районный, 3 уровня</w:t>
-            </w:r>
-          </w:p>
-        </w:tc>
-      </w:tr>
-      <w:tr>
-        <w:trPr>
-          <w:cantSplit/>
-        </w:trPr>
-        <w:tc>
-          <w:tcPr>
-            <w:tcW w:type="dxa" w:w="520"/>
-            <w:tcBorders>
-              <w:bottom w:val="single" w:color="1E1C19" w:sz="10"/>
-            </w:tcBorders>
-            <w:tcMar>
-              <w:top w:type="dxa" w:w="66"/>
-              <w:left w:type="dxa" w:w="74"/>
-              <w:bottom w:type="dxa" w:w="66"/>
-              <w:right w:type="dxa" w:w="74"/>
-            </w:tcMar>
-            <w:vAlign w:val="center"/>
-          </w:tcPr>
-          <w:p>
-            <w:pPr>
-              <w:spacing w:after="0" w:line="236" w:lineRule="auto"/>
-              <w:jc w:val="center"/>
-            </w:pPr>
-            <w:r>
-              <w:rPr>
-                <w:rFonts w:ascii="PT Sans" w:cs="PT Sans" w:eastAsia="PT Sans" w:hAnsi="PT Sans"/>
-                <w:b/>
-                <w:bCs/>
-                <w:color w:val="2F4A61"/>
-                <w:sz w:val="16"/>
-                <w:szCs w:val="16"/>
-              </w:rPr>
-              <w:t xml:space="preserve">14</w:t>
-            </w:r>
-          </w:p>
-        </w:tc>
-        <w:tc>
-          <w:tcPr>
-            <w:tcW w:type="dxa" w:w="2700"/>
-            <w:tcBorders>
-              <w:bottom w:val="single" w:color="1E1C19" w:sz="10"/>
-            </w:tcBorders>
-            <w:tcMar>
-              <w:top w:type="dxa" w:w="66"/>
-              <w:left w:type="dxa" w:w="74"/>
-              <w:bottom w:type="dxa" w:w="66"/>
-              <w:right w:type="dxa" w:w="74"/>
-            </w:tcMar>
-            <w:vAlign w:val="center"/>
-          </w:tcPr>
-          <w:p>
-            <w:pPr>
-              <w:spacing w:after="0" w:line="236" w:lineRule="auto"/>
-              <w:jc w:val="left"/>
-            </w:pPr>
-            <w:r>
-              <w:rPr>
-                <w:rFonts w:ascii="PT Sans" w:cs="PT Sans" w:eastAsia="PT Sans" w:hAnsi="PT Sans"/>
-                <w:b/>
-                <w:bCs/>
-                <w:color w:val="1E1C19"/>
-                <w:sz w:val="16"/>
-                <w:szCs w:val="16"/>
-              </w:rPr>
-              <w:t xml:space="preserve">Новая Рига Аутлет</w:t>
-            </w:r>
-          </w:p>
-        </w:tc>
-        <w:tc>
-          <w:tcPr>
-            <w:tcW w:type="dxa" w:w="3300"/>
-            <w:tcBorders>
-              <w:bottom w:val="single" w:color="1E1C19" w:sz="10"/>
-            </w:tcBorders>
-            <w:tcMar>
-              <w:top w:type="dxa" w:w="66"/>
-              <w:left w:type="dxa" w:w="74"/>
-              <w:bottom w:type="dxa" w:w="66"/>
-              <w:right w:type="dxa" w:w="74"/>
-            </w:tcMar>
-            <w:vAlign w:val="center"/>
-          </w:tcPr>
-          <w:p>
-            <w:pPr>
-              <w:spacing w:after="0" w:line="236" w:lineRule="auto"/>
-              <w:jc w:val="left"/>
-            </w:pPr>
-            <w:r>
-              <w:rPr>
-                <w:rFonts w:ascii="PT Sans" w:cs="PT Sans" w:eastAsia="PT Sans" w:hAnsi="PT Sans"/>
-                <w:b w:val="false"/>
-                <w:bCs w:val="false"/>
-                <w:color w:val="1E1C19"/>
-                <w:sz w:val="16"/>
-                <w:szCs w:val="16"/>
-              </w:rPr>
-              <w:t xml:space="preserve">д. Покровское, Центральная ул., 33</w:t>
-            </w:r>
-          </w:p>
-        </w:tc>
-        <w:tc>
-          <w:tcPr>
-            <w:tcW w:type="dxa" w:w="1100"/>
-            <w:tcBorders>
-              <w:bottom w:val="single" w:color="1E1C19" w:sz="10"/>
-            </w:tcBorders>
-            <w:tcMar>
-              <w:top w:type="dxa" w:w="66"/>
-              <w:left w:type="dxa" w:w="74"/>
-              <w:bottom w:type="dxa" w:w="66"/>
-              <w:right w:type="dxa" w:w="74"/>
-            </w:tcMar>
-            <w:vAlign w:val="center"/>
-          </w:tcPr>
-          <w:p>
-            <w:pPr>
-              <w:spacing w:after="0" w:line="236" w:lineRule="auto"/>
-              <w:jc w:val="center"/>
-            </w:pPr>
-            <w:r>
-              <w:rPr>
-                <w:rFonts w:ascii="PT Sans" w:cs="PT Sans" w:eastAsia="PT Sans" w:hAnsi="PT Sans"/>
-                <w:color w:val="1E1C19"/>
-                <w:sz w:val="16"/>
-                <w:szCs w:val="16"/>
-              </w:rPr>
-              <w:t xml:space="preserve">14,8 км</w:t>
-            </w:r>
-          </w:p>
-        </w:tc>
-        <w:tc>
-          <w:tcPr>
-            <w:tcW w:type="dxa" w:w="2486"/>
-            <w:tcBorders>
-              <w:bottom w:val="single" w:color="1E1C19" w:sz="10"/>
-            </w:tcBorders>
-            <w:tcMar>
-              <w:top w:type="dxa" w:w="66"/>
-              <w:left w:type="dxa" w:w="74"/>
-              <w:bottom w:type="dxa" w:w="66"/>
-              <w:right w:type="dxa" w:w="74"/>
-            </w:tcMar>
-            <w:vAlign w:val="center"/>
-          </w:tcPr>
-          <w:p>
-            <w:pPr>
-              <w:spacing w:after="0" w:line="236" w:lineRule="auto"/>
-              <w:jc w:val="left"/>
-            </w:pPr>
-            <w:r>
-              <w:rPr>
-                <w:rFonts w:ascii="PT Sans" w:cs="PT Sans" w:eastAsia="PT Sans" w:hAnsi="PT Sans"/>
-                <w:b w:val="false"/>
-                <w:bCs w:val="false"/>
-                <w:color w:val="1E1C19"/>
-                <w:sz w:val="16"/>
-                <w:szCs w:val="16"/>
-              </w:rPr>
-              <w:t xml:space="preserve">аутлет</w:t>
+                <w:sz w:val="14"/>
+                <w:szCs w:val="14"/>
+              </w:rPr>
+              <w:t xml:space="preserve">«Азбука вкуса», ПВЗ Ozon, аптека, «Бьюти Сизонс», банкомат МКБ</w:t>
             </w:r>
           </w:p>
         </w:tc>
@@ -2599,7 +2436,7 @@
           <w:sz w:val="18"/>
           <w:szCs w:val="18"/>
         </w:rPr>
-        <w:t xml:space="preserve">Что показывает карта</w:t>
+        <w:t xml:space="preserve">Что это за рынок</w:t>
       </w:r>
     </w:p>
     <w:p>
@@ -2619,27 +2456,7 @@
           <w:sz w:val="19"/>
           <w:szCs w:val="19"/>
         </w:rPr>
-        <w:t xml:space="preserve">Ближний круг — три объекта в пределах 450 метров, и все три на одной улице. Вместе с нашим зданием это сложившийся ретейл-кластер, внутри которого спрос уже поделён.</w:t>
-      </w:r>
-    </w:p>
-    <w:p>
-      <w:pPr>
-        <w:pBdr>
-          <w:left w:val="single" w:color="FFFFFF" w:sz="2" w:space="8"/>
-          <w:right w:val="single" w:color="FFFFFF" w:sz="2" w:space="8"/>
-        </w:pBdr>
-        <w:shd w:fill="EEF2F6" w:color="auto" w:val="clear"/>
-        <w:spacing w:after="90" w:line="270" w:lineRule="auto"/>
-        <w:jc w:val="both"/>
-      </w:pPr>
-      <w:r>
-        <w:rPr>
-          <w:rFonts w:ascii="PT Serif" w:cs="PT Serif" w:eastAsia="PT Serif" w:hAnsi="PT Serif"/>
-          <w:color w:val="1E1C19"/>
-          <w:sz w:val="19"/>
-          <w:szCs w:val="19"/>
-        </w:rPr>
-        <w:t xml:space="preserve">Следующий пояс — 3–6 километров: Барвиха, Дрим Хаус, РигаМолл, Архангельское Аутлет, «Глобус». По прямой они близко, но Москва-река превращает эти километры в 15–20 по дороге, поэтому ежедневный спрос они не забирают.</w:t>
+        <w:t xml:space="preserve">Все тринадцать — объекты сельского масштаба: от одного строения с тремя арендаторами до двух этажей с двадцатью пятью. Набор арендаторов у них почти одинаковый: продуктовый магазин, аптека, банкомат, пункт выдачи заказов, салон красоты, кофейня или ресторан. Это инфраструктура посёлка, а не шопинг.</w:t>
       </w:r>
     </w:p>
     <w:p>
@@ -2660,7 +2477,7 @@
           <w:sz w:val="19"/>
           <w:szCs w:val="19"/>
         </w:rPr>
-        <w:t xml:space="preserve">Дальше 9 километров начинаются объекты, за которыми едут специально: «Павлово Подворье», «Октябрь», «Княжий двор», Vegas. Они не конкурируют за поход за хлебом, но конкурируют за то, ради чего человек садится в машину на полчаса, — а именно этим живут вторые и третьи этажи.</w:t>
+        <w:t xml:space="preserve">Прямо в Ильинском конкуренция плотнее всего: четыре объекта в пределах 450 метров, включая соседнее здание того же собственника.</w:t>
       </w:r>
     </w:p>
     <w:p>
@@ -2695,7 +2512,7 @@
           <w:sz w:val="19"/>
           <w:szCs w:val="19"/>
         </w:rPr>
-        <w:t xml:space="preserve">Второй этаж — тот же вопрос, который стоит перед нашими помещениями №1 и №2. Ниже — фактический состав вторых этажей там, где торговые центры публикуют поэтажную раскладку.</w:t>
+        <w:t xml:space="preserve">Главный вывод по локации: второго этажа здесь почти ни у кого нет. Большинство объектов одноэтажные, и там, где второй этаж есть, он либо не раскрывается, либо занят одним-двумя арендаторами. Ниже — всё, что по этажам известно.</w:t>
       </w:r>
     </w:p>
     <w:tbl>
@@ -2711,9 +2528,9 @@
         </w:tblBorders>
       </w:tblPr>
       <w:tblGrid>
-        <w:gridCol w:w="2300"/>
-        <w:gridCol w:w="4700"/>
-        <w:gridCol w:w="3106"/>
+        <w:gridCol w:w="2100"/>
+        <w:gridCol w:w="4100"/>
+        <w:gridCol w:w="3906"/>
       </w:tblGrid>
       <w:tr>
         <w:trPr>
@@ -2721,7 +2538,7 @@
         </w:trPr>
         <w:tc>
           <w:tcPr>
-            <w:tcW w:type="dxa" w:w="2300"/>
+            <w:tcW w:type="dxa" w:w="2100"/>
             <w:tcBorders>
               <w:top w:val="single" w:color="1E1C19" w:sz="10"/>
               <w:bottom w:val="single" w:color="BCB4A8" w:sz="4"/>
@@ -2749,13 +2566,13 @@
                 <w:sz w:val="13"/>
                 <w:szCs w:val="13"/>
               </w:rPr>
-              <w:t xml:space="preserve">Торговый центр</w:t>
-            </w:r>
-          </w:p>
-        </w:tc>
-        <w:tc>
-          <w:tcPr>
-            <w:tcW w:type="dxa" w:w="4700"/>
+              <w:t xml:space="preserve">Объект</w:t>
+            </w:r>
+          </w:p>
+        </w:tc>
+        <w:tc>
+          <w:tcPr>
+            <w:tcW w:type="dxa" w:w="4100"/>
             <w:tcBorders>
               <w:top w:val="single" w:color="1E1C19" w:sz="10"/>
               <w:bottom w:val="single" w:color="BCB4A8" w:sz="4"/>
@@ -2783,13 +2600,13 @@
                 <w:sz w:val="13"/>
                 <w:szCs w:val="13"/>
               </w:rPr>
-              <w:t xml:space="preserve">Кто занимает второй этаж</w:t>
-            </w:r>
-          </w:p>
-        </w:tc>
-        <w:tc>
-          <w:tcPr>
-            <w:tcW w:type="dxa" w:w="3106"/>
+              <w:t xml:space="preserve">Второй этаж</w:t>
+            </w:r>
+          </w:p>
+        </w:tc>
+        <w:tc>
+          <w:tcPr>
+            <w:tcW w:type="dxa" w:w="3906"/>
             <w:tcBorders>
               <w:top w:val="single" w:color="1E1C19" w:sz="10"/>
               <w:bottom w:val="single" w:color="BCB4A8" w:sz="4"/>
@@ -2817,7 +2634,7 @@
                 <w:sz w:val="13"/>
                 <w:szCs w:val="13"/>
               </w:rPr>
-              <w:t xml:space="preserve">Чем это полезно нам</w:t>
+              <w:t xml:space="preserve">Первый этаж и примечания</w:t>
             </w:r>
           </w:p>
         </w:tc>
@@ -2828,7 +2645,7 @@
         </w:trPr>
         <w:tc>
           <w:tcPr>
-            <w:tcW w:type="dxa" w:w="2300"/>
+            <w:tcW w:type="dxa" w:w="2100"/>
             <w:tcBorders>
               <w:bottom w:val="single" w:color="E4DED4" w:sz="2"/>
             </w:tcBorders>
@@ -2854,7 +2671,7 @@
                 <w:sz w:val="16"/>
                 <w:szCs w:val="16"/>
               </w:rPr>
-              <w:t xml:space="preserve">ТЦ «Октябрь»</w:t>
+              <w:t xml:space="preserve">«Наш»</w:t>
             </w:r>
           </w:p>
           <w:p>
@@ -2871,7 +2688,7 @@
                 <w:sz w:val="16"/>
                 <w:szCs w:val="16"/>
               </w:rPr>
-              <w:t xml:space="preserve">Павловская Слобода</w:t>
+              <w:t xml:space="preserve">посёлок Горки-2</w:t>
             </w:r>
           </w:p>
           <w:p>
@@ -2888,7 +2705,7 @@
                 <w:sz w:val="16"/>
                 <w:szCs w:val="16"/>
               </w:rPr>
-              <w:t xml:space="preserve">11,3 км</w:t>
+              <w:t xml:space="preserve">6,3 км</w:t>
             </w:r>
           </w:p>
           <w:p>
@@ -2905,13 +2722,13 @@
                 <w:sz w:val="16"/>
                 <w:szCs w:val="16"/>
               </w:rPr>
-              <w:t xml:space="preserve">3 эт. + цоколь</w:t>
-            </w:r>
-          </w:p>
-        </w:tc>
-        <w:tc>
-          <w:tcPr>
-            <w:tcW w:type="dxa" w:w="4700"/>
+              <w:t xml:space="preserve">2 этажа</w:t>
+            </w:r>
+          </w:p>
+        </w:tc>
+        <w:tc>
+          <w:tcPr>
+            <w:tcW w:type="dxa" w:w="4100"/>
             <w:tcBorders>
               <w:bottom w:val="single" w:color="E4DED4" w:sz="2"/>
             </w:tcBorders>
@@ -2936,9 +2753,25 @@
                 <w:sz w:val="16"/>
                 <w:szCs w:val="16"/>
               </w:rPr>
-              <w:t xml:space="preserve">DNS (электроника), Ламода, Яндекс Маркет, пункт выдачи OZON, «Весёлая Затея» (товары для праздника), «Нейрополис», ремонт телефонов и ключей.</w:t>
-            </w:r>
-          </w:p>
+              <w:t xml:space="preserve">Mozart (одежда), «БасТетБра» (бельё и купальники), «Франтик и Фифочка» (детская обувь), Inspot (компьютерный клуб), Roze (салон красоты), «Вай Тай» (спа-салон), Healthfuel.ru (спортивное питание), «Магазин праздника»</w:t>
+            </w:r>
+          </w:p>
+        </w:tc>
+        <w:tc>
+          <w:tcPr>
+            <w:tcW w:type="dxa" w:w="3906"/>
+            <w:tcBorders>
+              <w:bottom w:val="single" w:color="E4DED4" w:sz="2"/>
+            </w:tcBorders>
+            <w:shd w:fill="F0E6D8" w:color="auto" w:val="clear"/>
+            <w:tcMar>
+              <w:top w:type="dxa" w:w="66"/>
+              <w:left w:type="dxa" w:w="74"/>
+              <w:bottom w:type="dxa" w:w="66"/>
+              <w:right w:type="dxa" w:w="74"/>
+            </w:tcMar>
+            <w:vAlign w:val="center"/>
+          </w:tcPr>
           <w:p>
             <w:pPr>
               <w:spacing w:after="0" w:line="236" w:lineRule="auto"/>
@@ -2951,7 +2784,7 @@
                 <w:sz w:val="16"/>
                 <w:szCs w:val="16"/>
               </w:rPr>
-              <w:t xml:space="preserve"/>
+              <w:t xml:space="preserve">Единственный объект локации с полностью раскрытой раскладкой: этаж известен у 18 арендаторов из 25.</w:t>
             </w:r>
           </w:p>
           <w:p>
@@ -2966,25 +2799,9 @@
                 <w:sz w:val="16"/>
                 <w:szCs w:val="16"/>
               </w:rPr>
-              <w:t xml:space="preserve">Свободно помещение 21 — 98 м², предлагается «под стоматологию, кафе или фитнес»</w:t>
-            </w:r>
-          </w:p>
-        </w:tc>
-        <w:tc>
-          <w:tcPr>
-            <w:tcW w:type="dxa" w:w="3106"/>
-            <w:tcBorders>
-              <w:bottom w:val="single" w:color="E4DED4" w:sz="2"/>
-            </w:tcBorders>
-            <w:shd w:fill="F0E6D8" w:color="auto" w:val="clear"/>
-            <w:tcMar>
-              <w:top w:type="dxa" w:w="66"/>
-              <w:left w:type="dxa" w:w="74"/>
-              <w:bottom w:type="dxa" w:w="66"/>
-              <w:right w:type="dxa" w:w="74"/>
-            </w:tcMar>
-            <w:vAlign w:val="center"/>
-          </w:tcPr>
+              <w:t xml:space="preserve"/>
+            </w:r>
+          </w:p>
           <w:p>
             <w:pPr>
               <w:spacing w:after="0" w:line="236" w:lineRule="auto"/>
@@ -2997,7 +2814,7 @@
                 <w:sz w:val="16"/>
                 <w:szCs w:val="16"/>
               </w:rPr>
-              <w:t xml:space="preserve">Ближайший функциональный аналог: те же три этажа, потолки 3,92–3,94 м против наших 3,9. Показывает, что на второй этаж товарный арендатор идёт — но только электроника и выдача заказов маркетплейсов. Одежды и обуви нет</w:t>
+              <w:t xml:space="preserve">На первом: «Вкусно — и точка», МТС, пункт выдачи 5post, банкомат, линзомат, цветы, химчистка, скупка золота, денежные переводы</w:t>
             </w:r>
           </w:p>
         </w:tc>
@@ -3008,7 +2825,7 @@
         </w:trPr>
         <w:tc>
           <w:tcPr>
-            <w:tcW w:type="dxa" w:w="2300"/>
+            <w:tcW w:type="dxa" w:w="2100"/>
             <w:tcBorders>
               <w:bottom w:val="single" w:color="E4DED4" w:sz="2"/>
             </w:tcBorders>
@@ -3034,7 +2851,7 @@
                 <w:sz w:val="16"/>
                 <w:szCs w:val="16"/>
               </w:rPr>
-              <w:t xml:space="preserve">ТЦ «Княжий двор»</w:t>
+              <w:t xml:space="preserve">ТЦ «Амбар 1»</w:t>
             </w:r>
           </w:p>
           <w:p>
@@ -3051,7 +2868,7 @@
                 <w:sz w:val="16"/>
                 <w:szCs w:val="16"/>
               </w:rPr>
-              <w:t xml:space="preserve">Новорижское шоссе</w:t>
+              <w:t xml:space="preserve">наш объект</w:t>
             </w:r>
           </w:p>
           <w:p>
@@ -3068,30 +2885,45 @@
                 <w:sz w:val="16"/>
                 <w:szCs w:val="16"/>
               </w:rPr>
-              <w:t xml:space="preserve">13,8 км</w:t>
-            </w:r>
-          </w:p>
-          <w:p>
-            <w:pPr>
-              <w:spacing w:after="0" w:line="236" w:lineRule="auto"/>
-              <w:jc w:val="left"/>
-            </w:pPr>
-            <w:r>
-              <w:rPr>
-                <w:rFonts w:ascii="PT Sans" w:cs="PT Sans" w:eastAsia="PT Sans" w:hAnsi="PT Sans"/>
-                <w:b/>
-                <w:bCs/>
+              <w:t xml:space="preserve">3 этажа</w:t>
+            </w:r>
+          </w:p>
+        </w:tc>
+        <w:tc>
+          <w:tcPr>
+            <w:tcW w:type="dxa" w:w="4100"/>
+            <w:tcBorders>
+              <w:bottom w:val="single" w:color="E4DED4" w:sz="2"/>
+            </w:tcBorders>
+            <w:tcMar>
+              <w:top w:type="dxa" w:w="66"/>
+              <w:left w:type="dxa" w:w="74"/>
+              <w:bottom w:type="dxa" w:w="66"/>
+              <w:right w:type="dxa" w:w="74"/>
+            </w:tcMar>
+            <w:vAlign w:val="center"/>
+          </w:tcPr>
+          <w:p>
+            <w:pPr>
+              <w:spacing w:after="0" w:line="236" w:lineRule="auto"/>
+              <w:jc w:val="left"/>
+            </w:pPr>
+            <w:r>
+              <w:rPr>
+                <w:rFonts w:ascii="PT Sans" w:cs="PT Sans" w:eastAsia="PT Sans" w:hAnsi="PT Sans"/>
+                <w:b w:val="false"/>
+                <w:bCs w:val="false"/>
                 <w:color w:val="1E1C19"/>
                 <w:sz w:val="16"/>
                 <w:szCs w:val="16"/>
               </w:rPr>
-              <w:t xml:space="preserve">3 уровня</w:t>
-            </w:r>
-          </w:p>
-        </w:tc>
-        <w:tc>
-          <w:tcPr>
-            <w:tcW w:type="dxa" w:w="4700"/>
+              <w:t xml:space="preserve">«Бьюти Сфера — руки мастера» (салон красоты)</w:t>
+            </w:r>
+          </w:p>
+        </w:tc>
+        <w:tc>
+          <w:tcPr>
+            <w:tcW w:type="dxa" w:w="3906"/>
             <w:tcBorders>
               <w:bottom w:val="single" w:color="E4DED4" w:sz="2"/>
             </w:tcBorders>
@@ -3117,39 +2949,7 @@
                 <w:sz w:val="16"/>
                 <w:szCs w:val="16"/>
               </w:rPr>
-              <w:t xml:space="preserve">WHITE FOX Medical &amp; Beauty и отдельно WHITE FOX для детей, WHITE FOX SPA &amp; Barbershop, EXCLUSIVE FITNESS, YOGA TIME NEW RIGA, академия джиу-джитсу «SO FORCA &amp; GOJIRA», студия загара SUN VIBE, ателье «Придворный портной», Fashion Lab, кадровое агентство, «Чулкоff», MIA FURS</w:t>
-            </w:r>
-          </w:p>
-        </w:tc>
-        <w:tc>
-          <w:tcPr>
-            <w:tcW w:type="dxa" w:w="3106"/>
-            <w:tcBorders>
-              <w:bottom w:val="single" w:color="E4DED4" w:sz="2"/>
-            </w:tcBorders>
-            <w:tcMar>
-              <w:top w:type="dxa" w:w="66"/>
-              <w:left w:type="dxa" w:w="74"/>
-              <w:bottom w:type="dxa" w:w="66"/>
-              <w:right w:type="dxa" w:w="74"/>
-            </w:tcMar>
-            <w:vAlign w:val="center"/>
-          </w:tcPr>
-          <w:p>
-            <w:pPr>
-              <w:spacing w:after="0" w:line="236" w:lineRule="auto"/>
-              <w:jc w:val="left"/>
-            </w:pPr>
-            <w:r>
-              <w:rPr>
-                <w:rFonts w:ascii="PT Sans" w:cs="PT Sans" w:eastAsia="PT Sans" w:hAnsi="PT Sans"/>
-                <w:b w:val="false"/>
-                <w:bCs w:val="false"/>
-                <w:color w:val="1E1C19"/>
-                <w:sz w:val="16"/>
-                <w:szCs w:val="16"/>
-              </w:rPr>
-              <w:t xml:space="preserve">Второй этаж почти целиком отдан медицине, красоте и спорту. Товарных арендаторов двое, оба — узкие нишевые. Первый этаж при этом занят продуктами, банками, пунктами выдачи и ресторанами</w:t>
+              <w:t xml:space="preserve">На третьем — «Студия тела Андросовой» (массаж). Остальные арендаторы на первом этаже и в цоколе. Свободны 430,5 и 39,6 м² на втором, 45,3 м² на третьем</w:t>
             </w:r>
           </w:p>
         </w:tc>
@@ -3160,7 +2960,7 @@
         </w:trPr>
         <w:tc>
           <w:tcPr>
-            <w:tcW w:type="dxa" w:w="2300"/>
+            <w:tcW w:type="dxa" w:w="2100"/>
             <w:tcBorders>
               <w:bottom w:val="single" w:color="E4DED4" w:sz="2"/>
             </w:tcBorders>
@@ -3186,7 +2986,7 @@
                 <w:sz w:val="16"/>
                 <w:szCs w:val="16"/>
               </w:rPr>
-              <w:t xml:space="preserve">Dream House</w:t>
+              <w:t xml:space="preserve">«Базар»</w:t>
             </w:r>
           </w:p>
           <w:p>
@@ -3203,7 +3003,7 @@
                 <w:sz w:val="16"/>
                 <w:szCs w:val="16"/>
               </w:rPr>
-              <w:t xml:space="preserve">Барвиха</w:t>
+              <w:t xml:space="preserve">д. Жуковка</w:t>
             </w:r>
           </w:p>
           <w:p>
@@ -3220,30 +3020,45 @@
                 <w:sz w:val="16"/>
                 <w:szCs w:val="16"/>
               </w:rPr>
-              <w:t xml:space="preserve">3,0 км по прямой</w:t>
-            </w:r>
-          </w:p>
-          <w:p>
-            <w:pPr>
-              <w:spacing w:after="0" w:line="236" w:lineRule="auto"/>
-              <w:jc w:val="left"/>
-            </w:pPr>
-            <w:r>
-              <w:rPr>
-                <w:rFonts w:ascii="PT Sans" w:cs="PT Sans" w:eastAsia="PT Sans" w:hAnsi="PT Sans"/>
-                <w:b/>
-                <w:bCs/>
+              <w:t xml:space="preserve">2,6 км</w:t>
+            </w:r>
+          </w:p>
+        </w:tc>
+        <w:tc>
+          <w:tcPr>
+            <w:tcW w:type="dxa" w:w="4100"/>
+            <w:tcBorders>
+              <w:bottom w:val="single" w:color="E4DED4" w:sz="2"/>
+            </w:tcBorders>
+            <w:tcMar>
+              <w:top w:type="dxa" w:w="66"/>
+              <w:left w:type="dxa" w:w="74"/>
+              <w:bottom w:type="dxa" w:w="66"/>
+              <w:right w:type="dxa" w:w="74"/>
+            </w:tcMar>
+            <w:vAlign w:val="center"/>
+          </w:tcPr>
+          <w:p>
+            <w:pPr>
+              <w:spacing w:after="0" w:line="236" w:lineRule="auto"/>
+              <w:jc w:val="left"/>
+            </w:pPr>
+            <w:r>
+              <w:rPr>
+                <w:rFonts w:ascii="PT Sans" w:cs="PT Sans" w:eastAsia="PT Sans" w:hAnsi="PT Sans"/>
+                <w:b w:val="false"/>
+                <w:bCs w:val="false"/>
                 <w:color w:val="1E1C19"/>
                 <w:sz w:val="16"/>
                 <w:szCs w:val="16"/>
               </w:rPr>
-              <w:t xml:space="preserve">4 уровня</w:t>
-            </w:r>
-          </w:p>
-        </w:tc>
-        <w:tc>
-          <w:tcPr>
-            <w:tcW w:type="dxa" w:w="4700"/>
+              <w:t xml:space="preserve">«Точка любви» (подарки и сувениры)</w:t>
+            </w:r>
+          </w:p>
+        </w:tc>
+        <w:tc>
+          <w:tcPr>
+            <w:tcW w:type="dxa" w:w="3906"/>
             <w:tcBorders>
               <w:bottom w:val="single" w:color="E4DED4" w:sz="2"/>
             </w:tcBorders>
@@ -3269,39 +3084,7 @@
                 <w:sz w:val="16"/>
                 <w:szCs w:val="16"/>
               </w:rPr>
-              <w:t xml:space="preserve">DeLight, GRETHER&amp;WELLS, IRAN CARPETS, Salone, Le 5 Avenue, Chobi (интерьер, ковры, мебель), Tartufo, «Сувениры», MFITNESS, «Детский универмаг»</w:t>
-            </w:r>
-          </w:p>
-        </w:tc>
-        <w:tc>
-          <w:tcPr>
-            <w:tcW w:type="dxa" w:w="3106"/>
-            <w:tcBorders>
-              <w:bottom w:val="single" w:color="E4DED4" w:sz="2"/>
-            </w:tcBorders>
-            <w:tcMar>
-              <w:top w:type="dxa" w:w="66"/>
-              <w:left w:type="dxa" w:w="74"/>
-              <w:bottom w:type="dxa" w:w="66"/>
-              <w:right w:type="dxa" w:w="74"/>
-            </w:tcMar>
-            <w:vAlign w:val="center"/>
-          </w:tcPr>
-          <w:p>
-            <w:pPr>
-              <w:spacing w:after="0" w:line="236" w:lineRule="auto"/>
-              <w:jc w:val="left"/>
-            </w:pPr>
-            <w:r>
-              <w:rPr>
-                <w:rFonts w:ascii="PT Sans" w:cs="PT Sans" w:eastAsia="PT Sans" w:hAnsi="PT Sans"/>
-                <w:b w:val="false"/>
-                <w:bCs w:val="false"/>
-                <w:color w:val="1E1C19"/>
-                <w:sz w:val="16"/>
-                <w:szCs w:val="16"/>
-              </w:rPr>
-              <w:t xml:space="preserve">Другая экономика: премиальный катчмент позволяет держать на втором этаже крупноформатный товар низкой частоты. Но и здесь рядом с мебелью стоят фитнес и детский формат</w:t>
+              <w:t xml:space="preserve">На третьем — «Копирка». На первом: «Азбука вкуса», ресторан La Maree, дежурная аптека, «Хронолюкс», Dry Bar</w:t>
             </w:r>
           </w:p>
         </w:tc>
@@ -3312,7 +3095,7 @@
         </w:trPr>
         <w:tc>
           <w:tcPr>
-            <w:tcW w:type="dxa" w:w="2300"/>
+            <w:tcW w:type="dxa" w:w="2100"/>
             <w:tcBorders>
               <w:bottom w:val="single" w:color="E4DED4" w:sz="2"/>
             </w:tcBorders>
@@ -3338,7 +3121,7 @@
                 <w:sz w:val="16"/>
                 <w:szCs w:val="16"/>
               </w:rPr>
-              <w:t xml:space="preserve">ТЦ «Амбар 2»</w:t>
+              <w:t xml:space="preserve">«Лабиринт»</w:t>
             </w:r>
           </w:p>
           <w:p>
@@ -3355,7 +3138,7 @@
                 <w:sz w:val="16"/>
                 <w:szCs w:val="16"/>
               </w:rPr>
-              <w:t xml:space="preserve">ул. Ленина, 26</w:t>
+              <w:t xml:space="preserve">д. Жуковка</w:t>
             </w:r>
           </w:p>
           <w:p>
@@ -3372,30 +3155,45 @@
                 <w:sz w:val="16"/>
                 <w:szCs w:val="16"/>
               </w:rPr>
-              <w:t xml:space="preserve">25 м</w:t>
-            </w:r>
-          </w:p>
-          <w:p>
-            <w:pPr>
-              <w:spacing w:after="0" w:line="236" w:lineRule="auto"/>
-              <w:jc w:val="left"/>
-            </w:pPr>
-            <w:r>
-              <w:rPr>
-                <w:rFonts w:ascii="PT Sans" w:cs="PT Sans" w:eastAsia="PT Sans" w:hAnsi="PT Sans"/>
-                <w:b/>
-                <w:bCs/>
+              <w:t xml:space="preserve">2,8 км</w:t>
+            </w:r>
+          </w:p>
+        </w:tc>
+        <w:tc>
+          <w:tcPr>
+            <w:tcW w:type="dxa" w:w="4100"/>
+            <w:tcBorders>
+              <w:bottom w:val="single" w:color="E4DED4" w:sz="2"/>
+            </w:tcBorders>
+            <w:tcMar>
+              <w:top w:type="dxa" w:w="66"/>
+              <w:left w:type="dxa" w:w="74"/>
+              <w:bottom w:type="dxa" w:w="66"/>
+              <w:right w:type="dxa" w:w="74"/>
+            </w:tcMar>
+            <w:vAlign w:val="center"/>
+          </w:tcPr>
+          <w:p>
+            <w:pPr>
+              <w:spacing w:after="0" w:line="236" w:lineRule="auto"/>
+              <w:jc w:val="left"/>
+            </w:pPr>
+            <w:r>
+              <w:rPr>
+                <w:rFonts w:ascii="PT Sans" w:cs="PT Sans" w:eastAsia="PT Sans" w:hAnsi="PT Sans"/>
+                <w:b w:val="false"/>
+                <w:bCs w:val="false"/>
                 <w:color w:val="1E1C19"/>
                 <w:sz w:val="16"/>
                 <w:szCs w:val="16"/>
               </w:rPr>
-              <w:t xml:space="preserve">1 эт. + цоколь</w:t>
-            </w:r>
-          </w:p>
-        </w:tc>
-        <w:tc>
-          <w:tcPr>
-            <w:tcW w:type="dxa" w:w="4700"/>
+              <w:t xml:space="preserve">«Италон Сантехкерам» (керамическая плитка)</w:t>
+            </w:r>
+          </w:p>
+        </w:tc>
+        <w:tc>
+          <w:tcPr>
+            <w:tcW w:type="dxa" w:w="3906"/>
             <w:tcBorders>
               <w:bottom w:val="single" w:color="E4DED4" w:sz="2"/>
             </w:tcBorders>
@@ -3421,39 +3219,7 @@
                 <w:sz w:val="16"/>
                 <w:szCs w:val="16"/>
               </w:rPr>
-              <w:t xml:space="preserve">На втором этаже — кальян-бар SB Lounge. ВкусВилл и «Ароматный Мир» заняли первый этаж, автомойка-детейлинг Dr. Duck — цоколь</w:t>
-            </w:r>
-          </w:p>
-        </w:tc>
-        <w:tc>
-          <w:tcPr>
-            <w:tcW w:type="dxa" w:w="3106"/>
-            <w:tcBorders>
-              <w:bottom w:val="single" w:color="E4DED4" w:sz="2"/>
-            </w:tcBorders>
-            <w:tcMar>
-              <w:top w:type="dxa" w:w="66"/>
-              <w:left w:type="dxa" w:w="74"/>
-              <w:bottom w:type="dxa" w:w="66"/>
-              <w:right w:type="dxa" w:w="74"/>
-            </w:tcMar>
-            <w:vAlign w:val="center"/>
-          </w:tcPr>
-          <w:p>
-            <w:pPr>
-              <w:spacing w:after="0" w:line="236" w:lineRule="auto"/>
-              <w:jc w:val="left"/>
-            </w:pPr>
-            <w:r>
-              <w:rPr>
-                <w:rFonts w:ascii="PT Sans" w:cs="PT Sans" w:eastAsia="PT Sans" w:hAnsi="PT Sans"/>
-                <w:b w:val="false"/>
-                <w:bCs w:val="false"/>
-                <w:color w:val="1E1C19"/>
-                <w:sz w:val="16"/>
-                <w:szCs w:val="16"/>
-              </w:rPr>
-              <w:t xml:space="preserve">Соседний корпус того же собственника подтверждает правило в чистом виде: всё, что генерирует трафик, село на первый этаж, наверх ушёл вечерний формат</w:t>
+              <w:t xml:space="preserve">На первом: Festival Vin, eLoft.store, салон красоты «Марипоса», школа танцев Tempo-Studio, меховое ателье, ремонт телефонов, антиквариат</w:t>
             </w:r>
           </w:p>
         </w:tc>
@@ -3464,7 +3230,7 @@
         </w:trPr>
         <w:tc>
           <w:tcPr>
-            <w:tcW w:type="dxa" w:w="2300"/>
+            <w:tcW w:type="dxa" w:w="2100"/>
             <w:tcBorders>
               <w:bottom w:val="single" w:color="E4DED4" w:sz="2"/>
             </w:tcBorders>
@@ -3490,7 +3256,7 @@
                 <w:sz w:val="16"/>
                 <w:szCs w:val="16"/>
               </w:rPr>
-              <w:t xml:space="preserve">ТЦ «Ильинский»</w:t>
+              <w:t xml:space="preserve">«Живой дом»</w:t>
             </w:r>
           </w:p>
           <w:p>
@@ -3507,7 +3273,7 @@
                 <w:sz w:val="16"/>
                 <w:szCs w:val="16"/>
               </w:rPr>
-              <w:t xml:space="preserve">ул. Ленина, 11</w:t>
+              <w:t xml:space="preserve">посёлок Горки-2</w:t>
             </w:r>
           </w:p>
           <w:p>
@@ -3524,86 +3290,71 @@
                 <w:sz w:val="16"/>
                 <w:szCs w:val="16"/>
               </w:rPr>
-              <w:t xml:space="preserve">440 м</w:t>
-            </w:r>
-          </w:p>
-          <w:p>
-            <w:pPr>
-              <w:spacing w:after="0" w:line="236" w:lineRule="auto"/>
-              <w:jc w:val="left"/>
-            </w:pPr>
-            <w:r>
-              <w:rPr>
-                <w:rFonts w:ascii="PT Sans" w:cs="PT Sans" w:eastAsia="PT Sans" w:hAnsi="PT Sans"/>
-                <w:b/>
-                <w:bCs/>
+              <w:t xml:space="preserve">6,6 км</w:t>
+            </w:r>
+          </w:p>
+        </w:tc>
+        <w:tc>
+          <w:tcPr>
+            <w:tcW w:type="dxa" w:w="4100"/>
+            <w:tcBorders>
+              <w:bottom w:val="single" w:color="E4DED4" w:sz="2"/>
+            </w:tcBorders>
+            <w:tcMar>
+              <w:top w:type="dxa" w:w="66"/>
+              <w:left w:type="dxa" w:w="74"/>
+              <w:bottom w:type="dxa" w:w="66"/>
+              <w:right w:type="dxa" w:w="74"/>
+            </w:tcMar>
+            <w:vAlign w:val="center"/>
+          </w:tcPr>
+          <w:p>
+            <w:pPr>
+              <w:spacing w:after="0" w:line="236" w:lineRule="auto"/>
+              <w:jc w:val="left"/>
+            </w:pPr>
+            <w:r>
+              <w:rPr>
+                <w:rFonts w:ascii="PT Sans" w:cs="PT Sans" w:eastAsia="PT Sans" w:hAnsi="PT Sans"/>
+                <w:b w:val="false"/>
+                <w:bCs w:val="false"/>
                 <w:color w:val="1E1C19"/>
                 <w:sz w:val="16"/>
                 <w:szCs w:val="16"/>
               </w:rPr>
-              <w:t xml:space="preserve">2 эт. + цоколь</w:t>
-            </w:r>
-          </w:p>
-        </w:tc>
-        <w:tc>
-          <w:tcPr>
-            <w:tcW w:type="dxa" w:w="4700"/>
-            <w:tcBorders>
-              <w:bottom w:val="single" w:color="E4DED4" w:sz="2"/>
-            </w:tcBorders>
-            <w:shd w:fill="FDF0F0" w:color="auto" w:val="clear"/>
-            <w:tcMar>
-              <w:top w:type="dxa" w:w="66"/>
-              <w:left w:type="dxa" w:w="74"/>
-              <w:bottom w:type="dxa" w:w="66"/>
-              <w:right w:type="dxa" w:w="74"/>
-            </w:tcMar>
-            <w:vAlign w:val="center"/>
-          </w:tcPr>
-          <w:p>
-            <w:pPr>
-              <w:spacing w:after="0" w:line="236" w:lineRule="auto"/>
-              <w:jc w:val="left"/>
-            </w:pPr>
-            <w:r>
-              <w:rPr>
-                <w:rFonts w:ascii="PT Sans" w:cs="PT Sans" w:eastAsia="PT Sans" w:hAnsi="PT Sans"/>
+              <w:t xml:space="preserve">Аптека</w:t>
+            </w:r>
+          </w:p>
+        </w:tc>
+        <w:tc>
+          <w:tcPr>
+            <w:tcW w:type="dxa" w:w="3906"/>
+            <w:tcBorders>
+              <w:bottom w:val="single" w:color="E4DED4" w:sz="2"/>
+            </w:tcBorders>
+            <w:tcMar>
+              <w:top w:type="dxa" w:w="66"/>
+              <w:left w:type="dxa" w:w="74"/>
+              <w:bottom w:type="dxa" w:w="66"/>
+              <w:right w:type="dxa" w:w="74"/>
+            </w:tcMar>
+            <w:vAlign w:val="center"/>
+          </w:tcPr>
+          <w:p>
+            <w:pPr>
+              <w:spacing w:after="0" w:line="236" w:lineRule="auto"/>
+              <w:jc w:val="left"/>
+            </w:pPr>
+            <w:r>
+              <w:rPr>
+                <w:rFonts w:ascii="PT Sans" w:cs="PT Sans" w:eastAsia="PT Sans" w:hAnsi="PT Sans"/>
+                <w:b w:val="false"/>
+                <w:bCs w:val="false"/>
                 <w:color w:val="1E1C19"/>
                 <w:sz w:val="16"/>
                 <w:szCs w:val="16"/>
               </w:rPr>
-              <w:t xml:space="preserve">Поэтажную раскладку центр не публикует. Из 32 организаций по этажу известно только про три, и все три — на первом. Форматы, которые в подобных центрах обычно занимают верх, здесь есть: фитнес-клуб «Культура», школа шахмат EduChess, «Зов Джунглей» (детские праздники), салон красоты «Золотой», барбершоп Real Men, «Кашемир-Шоп», «Микстон» (оборудование для салонов красоты)</w:t>
-            </w:r>
-          </w:p>
-        </w:tc>
-        <w:tc>
-          <w:tcPr>
-            <w:tcW w:type="dxa" w:w="3106"/>
-            <w:tcBorders>
-              <w:bottom w:val="single" w:color="E4DED4" w:sz="2"/>
-            </w:tcBorders>
-            <w:shd w:fill="FDF0F0" w:color="auto" w:val="clear"/>
-            <w:tcMar>
-              <w:top w:type="dxa" w:w="66"/>
-              <w:left w:type="dxa" w:w="74"/>
-              <w:bottom w:type="dxa" w:w="66"/>
-              <w:right w:type="dxa" w:w="74"/>
-            </w:tcMar>
-            <w:vAlign w:val="center"/>
-          </w:tcPr>
-          <w:p>
-            <w:pPr>
-              <w:spacing w:after="0" w:line="236" w:lineRule="auto"/>
-              <w:jc w:val="left"/>
-            </w:pPr>
-            <w:r>
-              <w:rPr>
-                <w:rFonts w:ascii="PT Sans" w:cs="PT Sans" w:eastAsia="PT Sans" w:hAnsi="PT Sans"/>
-                <w:color w:val="1E1C19"/>
-                <w:sz w:val="16"/>
-                <w:szCs w:val="16"/>
-              </w:rPr>
-              <w:t xml:space="preserve">Главный конкурент, и единственный, по которому нельзя сказать точно. Набор арендаторов при этом говорит сам за себя: спрос на услуги, детское и спорт в локации есть и уже обслуживается</w:t>
+              <w:t xml:space="preserve">На первом: «Азбука вкуса», пункт выдачи Ozon, «Бьюти Сизонс», банкомат</w:t>
             </w:r>
           </w:p>
         </w:tc>
@@ -3614,9 +3365,9 @@
         </w:trPr>
         <w:tc>
           <w:tcPr>
-            <w:tcW w:type="dxa" w:w="2300"/>
-            <w:tcBorders>
-              <w:bottom w:val="single" w:color="1E1C19" w:sz="10"/>
+            <w:tcW w:type="dxa" w:w="2100"/>
+            <w:tcBorders>
+              <w:bottom w:val="single" w:color="E4DED4" w:sz="2"/>
             </w:tcBorders>
             <w:tcMar>
               <w:top w:type="dxa" w:w="66"/>
@@ -3640,7 +3391,7 @@
                 <w:sz w:val="16"/>
                 <w:szCs w:val="16"/>
               </w:rPr>
-              <w:t xml:space="preserve">ТРК «Павлово Подворье»</w:t>
+              <w:t xml:space="preserve">ТЦ «Ильинский»</w:t>
             </w:r>
           </w:p>
           <w:p>
@@ -3657,7 +3408,7 @@
                 <w:sz w:val="16"/>
                 <w:szCs w:val="16"/>
               </w:rPr>
-              <w:t xml:space="preserve">9,0 км · 2 эт.</w:t>
+              <w:t xml:space="preserve">ул. Ленина, 11</w:t>
             </w:r>
           </w:p>
           <w:p>
@@ -3674,7 +3425,7 @@
                 <w:sz w:val="16"/>
                 <w:szCs w:val="16"/>
               </w:rPr>
-              <w:t xml:space="preserve">ТК «Ильинка Вилладж»</w:t>
+              <w:t xml:space="preserve">440 м</w:t>
             </w:r>
           </w:p>
           <w:p>
@@ -3691,13 +3442,129 @@
                 <w:sz w:val="16"/>
                 <w:szCs w:val="16"/>
               </w:rPr>
-              <w:t xml:space="preserve">75 м</w:t>
-            </w:r>
-          </w:p>
-        </w:tc>
-        <w:tc>
-          <w:tcPr>
-            <w:tcW w:type="dxa" w:w="4700"/>
+              <w:t xml:space="preserve">2 этажа + цоколь</w:t>
+            </w:r>
+          </w:p>
+        </w:tc>
+        <w:tc>
+          <w:tcPr>
+            <w:tcW w:type="dxa" w:w="4100"/>
+            <w:tcBorders>
+              <w:bottom w:val="single" w:color="E4DED4" w:sz="2"/>
+            </w:tcBorders>
+            <w:shd w:fill="FDF0F0" w:color="auto" w:val="clear"/>
+            <w:tcMar>
+              <w:top w:type="dxa" w:w="66"/>
+              <w:left w:type="dxa" w:w="74"/>
+              <w:bottom w:type="dxa" w:w="66"/>
+              <w:right w:type="dxa" w:w="74"/>
+            </w:tcMar>
+            <w:vAlign w:val="center"/>
+          </w:tcPr>
+          <w:p>
+            <w:pPr>
+              <w:spacing w:after="0" w:line="236" w:lineRule="auto"/>
+              <w:jc w:val="left"/>
+            </w:pPr>
+            <w:r>
+              <w:rPr>
+                <w:rFonts w:ascii="PT Sans" w:cs="PT Sans" w:eastAsia="PT Sans" w:hAnsi="PT Sans"/>
+                <w:color w:val="1E1C19"/>
+                <w:sz w:val="16"/>
+                <w:szCs w:val="16"/>
+              </w:rPr>
+              <w:t xml:space="preserve">Поэтажную раскладку центр не публикует. Из 25 организаций этаж известен у трёх — и все три на первом</w:t>
+            </w:r>
+          </w:p>
+        </w:tc>
+        <w:tc>
+          <w:tcPr>
+            <w:tcW w:type="dxa" w:w="3906"/>
+            <w:tcBorders>
+              <w:bottom w:val="single" w:color="E4DED4" w:sz="2"/>
+            </w:tcBorders>
+            <w:shd w:fill="FDF0F0" w:color="auto" w:val="clear"/>
+            <w:tcMar>
+              <w:top w:type="dxa" w:w="66"/>
+              <w:left w:type="dxa" w:w="74"/>
+              <w:bottom w:type="dxa" w:w="66"/>
+              <w:right w:type="dxa" w:w="74"/>
+            </w:tcMar>
+            <w:vAlign w:val="center"/>
+          </w:tcPr>
+          <w:p>
+            <w:pPr>
+              <w:spacing w:after="0" w:line="236" w:lineRule="auto"/>
+              <w:jc w:val="left"/>
+            </w:pPr>
+            <w:r>
+              <w:rPr>
+                <w:rFonts w:ascii="PT Sans" w:cs="PT Sans" w:eastAsia="PT Sans" w:hAnsi="PT Sans"/>
+                <w:color w:val="1E1C19"/>
+                <w:sz w:val="16"/>
+                <w:szCs w:val="16"/>
+              </w:rPr>
+              <w:t xml:space="preserve">Главный конкурент, и единственный из соседей, по которому нельзя сказать точно. Форматы, которые в подобных центрах занимают верх, у него есть: фитнес-клуб «Культура», школа шахмат EduChess, «Зов Джунглей», салон красоты «Золотой», барбершоп Real Men</w:t>
+            </w:r>
+          </w:p>
+        </w:tc>
+      </w:tr>
+      <w:tr>
+        <w:trPr>
+          <w:cantSplit/>
+        </w:trPr>
+        <w:tc>
+          <w:tcPr>
+            <w:tcW w:type="dxa" w:w="2100"/>
+            <w:tcBorders>
+              <w:bottom w:val="single" w:color="1E1C19" w:sz="10"/>
+            </w:tcBorders>
+            <w:tcMar>
+              <w:top w:type="dxa" w:w="66"/>
+              <w:left w:type="dxa" w:w="74"/>
+              <w:bottom w:type="dxa" w:w="66"/>
+              <w:right w:type="dxa" w:w="74"/>
+            </w:tcMar>
+            <w:vAlign w:val="center"/>
+          </w:tcPr>
+          <w:p>
+            <w:pPr>
+              <w:spacing w:after="0" w:line="236" w:lineRule="auto"/>
+              <w:jc w:val="left"/>
+            </w:pPr>
+            <w:r>
+              <w:rPr>
+                <w:rFonts w:ascii="PT Sans" w:cs="PT Sans" w:eastAsia="PT Sans" w:hAnsi="PT Sans"/>
+                <w:b/>
+                <w:bCs/>
+                <w:color w:val="1E1C19"/>
+                <w:sz w:val="16"/>
+                <w:szCs w:val="16"/>
+              </w:rPr>
+              <w:t xml:space="preserve">Остальные семь</w:t>
+            </w:r>
+          </w:p>
+          <w:p>
+            <w:pPr>
+              <w:spacing w:after="0" w:line="236" w:lineRule="auto"/>
+              <w:jc w:val="left"/>
+            </w:pPr>
+            <w:r>
+              <w:rPr>
+                <w:rFonts w:ascii="PT Sans" w:cs="PT Sans" w:eastAsia="PT Sans" w:hAnsi="PT Sans"/>
+                <w:b/>
+                <w:bCs/>
+                <w:color w:val="1E1C19"/>
+                <w:sz w:val="16"/>
+                <w:szCs w:val="16"/>
+              </w:rPr>
+              <w:t xml:space="preserve">объектов локации</w:t>
+            </w:r>
+          </w:p>
+        </w:tc>
+        <w:tc>
+          <w:tcPr>
+            <w:tcW w:type="dxa" w:w="4100"/>
             <w:tcBorders>
               <w:bottom w:val="single" w:color="1E1C19" w:sz="10"/>
             </w:tcBorders>
@@ -3723,13 +3590,13 @@
                 <w:sz w:val="16"/>
                 <w:szCs w:val="16"/>
               </w:rPr>
-              <w:t xml:space="preserve">Раскладку по этажам не публикуют ни тот, ни другой. По «Павлово Подворью» известен состав целиком: школа танцев TODES, детский центр, «Книжный лабиринт», IL Patio, клиники, салоны</w:t>
-            </w:r>
-          </w:p>
-        </w:tc>
-        <w:tc>
-          <w:tcPr>
-            <w:tcW w:type="dxa" w:w="3106"/>
+              <w:t xml:space="preserve">Второго этажа нет или состав не раскрыт</w:t>
+            </w:r>
+          </w:p>
+        </w:tc>
+        <w:tc>
+          <w:tcPr>
+            <w:tcW w:type="dxa" w:w="3906"/>
             <w:tcBorders>
               <w:bottom w:val="single" w:color="1E1C19" w:sz="10"/>
             </w:tcBorders>
@@ -3755,7 +3622,7 @@
                 <w:sz w:val="16"/>
                 <w:szCs w:val="16"/>
               </w:rPr>
-              <w:t xml:space="preserve">TODES и детский центр — ровно те форматы, что в других центрах стоят наверху. Прямым доказательством по этажу это не является</w:t>
+              <w:t xml:space="preserve">ТК «Ильинка Village», Proupes Haus, ТЦ «Рублёво», Центральная, 83, Бузланово Village, «Бирюза», «Жуковка Плаза». Характерный пример — Центральная, 83 в Глухове: кальян-бар, салон красоты и спа в одном строении, всё на одном уровне</w:t>
             </w:r>
           </w:p>
         </w:tc>
@@ -3777,7 +3644,7 @@
           <w:sz w:val="15"/>
           <w:szCs w:val="15"/>
         </w:rPr>
-        <w:t xml:space="preserve">Источники: официальные сайты торговых центров (tc-oktyabr.ru, tc-dvor.ru, dreamhouse.ru, podvorie.com) и карточки организаций Яндекс.Карт, сентябрь 2026 года. Для ТЦ «Ильинский», ТК «Ильинка Вилладж» и ТРК «Павлово Подворье» поэтажные планы в открытом доступе отсутствуют.</w:t>
+        <w:t xml:space="preserve">Источники: карточки зданий и организаций Яндекс.Карт, сентябрь 2026 года. Этаж указывается только там, где его внёс сам арендатор, поэтому по большинству объектов раскладка неполная. Состав арендаторов приведён без блока «Обслуживающие организации» — МФЦ и отделение почты закреплены за адресом и арендаторами не являются.</w:t>
       </w:r>
     </w:p>
     <w:p>
@@ -3801,7 +3668,7 @@
           <w:sz w:val="18"/>
           <w:szCs w:val="18"/>
         </w:rPr>
-        <w:t xml:space="preserve">Правило, которое видно по всем пяти центрам</w:t>
+        <w:t xml:space="preserve">Три вывода для наших помещений</w:t>
       </w:r>
     </w:p>
     <w:p>
@@ -3821,7 +3688,7 @@
           <w:sz w:val="19"/>
           <w:szCs w:val="19"/>
         </w:rPr>
-        <w:t xml:space="preserve">Первый этаж везде занят тем, ради чего человек заезжает по дороге: продукты, аптека, банк, пункт выдачи, еда. За эти места конкуренции нет — они разбираются первыми.</w:t>
+        <w:t xml:space="preserve">Первое. В этой локации полноценного заполненного второго этажа нет ни у кого, кроме «Нашего» в Горках-2. Это значит, что прямого конкурента за наших арендаторов верхнего этажа рядом нет — но и доказанного спроса соседи не создают. Арендатора придётся приводить, а не ждать.</w:t>
       </w:r>
     </w:p>
     <w:p>
@@ -3841,7 +3708,7 @@
           <w:sz w:val="19"/>
           <w:szCs w:val="19"/>
         </w:rPr>
-        <w:t xml:space="preserve">Второй этаж берут четыре категории: красота и медицина, спорт и танцы, детское развитие, бытовые услуги. Из товарных арендаторов наверх поднимаются только электроника и шоурумы маркетплейсов — и только там, где центр крупнее нашего. Сетевой одежды и обуви на вторых этажах нет ни в одном из пяти объектов.</w:t>
+        <w:t xml:space="preserve">Второе. Там, где второй этаж всё-таки заполнен, его берут небольшие форматы, к которым идут целенаправленно: одежда и бельё, детская обувь, красота и спа, компьютерный клуб, спортивное питание, товары для праздника. Ни одного крупного якоря наверху нет ни в одном объекте локации.</w:t>
       </w:r>
     </w:p>
     <w:p>
@@ -3862,7 +3729,7 @@
           <w:sz w:val="19"/>
           <w:szCs w:val="19"/>
         </w:rPr>
-        <w:t xml:space="preserve">Общий признак арендаторов второго этажа: к ним едут по записи или целенаправленно, витрина им не нужна. Это и есть целевой список для помещений №1 и №2 — и побочная выгода в том, что запись распределяет визиты по времени и снимает пиковую нагрузку на 42 парковочных места.</w:t>
+        <w:t xml:space="preserve">Третье. Первый этаж везде устроен одинаково — продукты, аптека, банкомат, пункт выдачи, химчистка, еда. Эти ниши в радиусе двух километров закрыты полностью, и рассчитывать на них не стоит: наши свободные площади лежат выше первого этажа, и конкурировать им нужно не за проходящего мимо, а за того, кто едет по записи.</w:t>
       </w:r>
     </w:p>
     <w:sectPr>
@@ -3972,7 +3839,7 @@
         <w:sz w:val="14"/>
         <w:szCs w:val="14"/>
       </w:rPr>
-      <w:t xml:space="preserve">ТЦ «АМБАР 1» · КОНКУРЕНТНОЕ ОКРУЖЕНИЕ · СЕНТЯБРЬ 2026</w:t>
+      <w:t xml:space="preserve">ТЦ «АМБАР 1» · МАЛЫЕ ТОРГОВЫЕ ЦЕНТРЫ ЛОКАЦИИ · СЕНТЯБРЬ 2026</w:t>
     </w:r>
   </w:p>
 </w:hdr>
